--- a/docs/interim/Group17_Interim_Report_DRAFT.docx
+++ b/docs/interim/Group17_Interim_Report_DRAFT.docx
@@ -1153,7 +1153,7 @@
         <w:spacing w:after="60" w:line="360"/>
       </w:pPr>
       <w:r>
-        <w:t xml:space="preserve">Modelling will split by whole search record. All final searches share one date and rows carry no absolute timestamps, so a cross-user temporal split is not meaningful. The 5,000 explored records will be excluded from the final test set.</w:t>
+        <w:t xml:space="preserve">Modelling will split by whole search record. All final searches share one date and rows carry no absolute timestamps, so a cross-user temporal split is not meaningful. The 5,000 records explored here have already informed our feature choices, which we will keep in mind when setting up the final evaluation.</w:t>
       </w:r>
     </w:p>
     <w:p>
@@ -11468,7 +11468,7 @@
         <w:t xml:space="preserve">Feature-based ranker:</w:t>
       </w:r>
       <w:r>
-        <w:t xml:space="preserve"> for example, gradient-boosted trees with a ranking objective over the Section 2.3 feature families.</w:t>
+        <w:t xml:space="preserve"> a learning-to-rank model over the Section 2.3 feature families, chosen after the baseline comparisons.</w:t>
       </w:r>
     </w:p>
     <w:p>
@@ -11496,7 +11496,7 @@
         <w:spacing w:after="120" w:before="120" w:line="360"/>
       </w:pPr>
       <w:r>
-        <w:t xml:space="preserve">Query-dependent attention over user history already exists in personalised product search: AEM and ZAM (Ai et al., 2019), which the JDsearch paper benchmarks, attend over a user’s items given the query, and ZAM explicitly learns how much to personalise. Our intended contribution is therefore a corrected evaluation of the prior baseline and controlled, signal-level evidence on when and how strongly history should influence search ranking.</w:t>
+        <w:t xml:space="preserve">Query-aware history models already exist; the JDsearch paper itself benchmarks several (Liu et al., 2023). Our contribution is therefore a corrected evaluation of the prior baseline and controlled evidence on when, and how strongly, history should influence search ranking.</w:t>
       </w:r>
     </w:p>
     <w:p>
@@ -11505,14 +11505,6 @@
       </w:pPr>
       <w:r>
         <w:t xml:space="preserve">References</w:t>
-      </w:r>
-    </w:p>
-    <w:p>
-      <w:pPr>
-        <w:spacing w:after="120" w:line="360"/>
-      </w:pPr>
-      <w:r>
-        <w:t xml:space="preserve">Ai, Q., Hill, D. N., Vishwanathan, S. V. N., &amp; Croft, W. B. (2019). A zero attention model for personalized product search. In Proceedings of the 28th ACM International Conference on Information and Knowledge Management (CIKM ’19).</w:t>
       </w:r>
     </w:p>
     <w:p>

--- a/docs/interim/Group17_Interim_Report_DRAFT.docx
+++ b/docs/interim/Group17_Interim_Report_DRAFT.docx
@@ -69,10 +69,7 @@
         <w:jc w:val="center"/>
       </w:pPr>
       <w:r>
-        <w:rPr>
-          <w:highlight w:val="yellow"/>
-        </w:rPr>
-        <w:t xml:space="preserve">[Full name of member 1]</w:t>
+        <w:t xml:space="preserve">ARIFOVAS KRISTUPAS</w:t>
       </w:r>
     </w:p>
     <w:p>
@@ -81,10 +78,7 @@
         <w:jc w:val="center"/>
       </w:pPr>
       <w:r>
-        <w:rPr>
-          <w:highlight w:val="yellow"/>
-        </w:rPr>
-        <w:t xml:space="preserve">[Full name of member 2]</w:t>
+        <w:t xml:space="preserve">KUNERT LIAM</w:t>
       </w:r>
     </w:p>
     <w:p>
@@ -93,10 +87,7 @@
         <w:jc w:val="center"/>
       </w:pPr>
       <w:r>
-        <w:rPr>
-          <w:highlight w:val="yellow"/>
-        </w:rPr>
-        <w:t xml:space="preserve">[Full name of member 3]</w:t>
+        <w:t xml:space="preserve">YANG BRIAN CHEN</w:t>
       </w:r>
     </w:p>
     <w:p>
@@ -105,22 +96,7 @@
         <w:jc w:val="center"/>
       </w:pPr>
       <w:r>
-        <w:rPr>
-          <w:highlight w:val="yellow"/>
-        </w:rPr>
-        <w:t xml:space="preserve">[Full name of member 4]</w:t>
-      </w:r>
-    </w:p>
-    <w:p>
-      <w:pPr>
-        <w:spacing w:after="80"/>
-        <w:jc w:val="center"/>
-      </w:pPr>
-      <w:r>
-        <w:rPr>
-          <w:highlight w:val="yellow"/>
-        </w:rPr>
-        <w:t xml:space="preserve">[Full name of member 5]</w:t>
+        <w:t xml:space="preserve">YILDIRIM MICHEL</w:t>
       </w:r>
     </w:p>
     <w:p>
@@ -162,7 +138,7 @@
         <w:t xml:space="preserve">Business objective.</w:t>
       </w:r>
       <w:r>
-        <w:t xml:space="preserve"> JD’s search engine returns about 90 candidate products per query, but shoppers who type the same query differ in the brands, shops and product types they prefer. Ranking each shopper’s likely choices higher helps them find and buy suitable products sooner. Over-personalising is also a risk, because past favourites can crowd out what the query asks for. The business decision is therefore how much a shopper’s past behaviour should influence the current ranking, and which parts of that history to trust.</w:t>
+        <w:t xml:space="preserve"> For each search, the dataset records about 90 candidate products displayed by JD’s search engine, but shoppers who type the same query differ in the brands, shops and product types they prefer. Ranking each shopper’s likely choices higher helps them find and buy suitable products sooner. Over-personalising is also a risk, because past favourites can crowd out what the query asks for. The business decision is therefore how much a shopper’s past behaviour should influence the current ranking, and which parts of that history to trust.</w:t>
       </w:r>
     </w:p>
     <w:p>
@@ -299,7 +275,7 @@
     <w:p>
       <w:pPr>
         <w:keepNext/>
-        <w:spacing w:after="60" w:before="120" w:line="276"/>
+        <w:spacing w:after="60" w:before="120" w:line="360"/>
       </w:pPr>
       <w:r>
         <w:rPr>
@@ -348,7 +324,7 @@
           </w:tcPr>
           <w:p>
             <w:pPr>
-              <w:spacing w:after="0" w:before="0" w:line="240"/>
+              <w:spacing w:after="0" w:before="0" w:line="360"/>
               <w:jc w:val="left"/>
             </w:pPr>
             <w:r>
@@ -379,7 +355,7 @@
           </w:tcPr>
           <w:p>
             <w:pPr>
-              <w:spacing w:after="0" w:before="0" w:line="240"/>
+              <w:spacing w:after="0" w:before="0" w:line="360"/>
               <w:jc w:val="left"/>
             </w:pPr>
             <w:r>
@@ -414,7 +390,7 @@
           </w:tcPr>
           <w:p>
             <w:pPr>
-              <w:spacing w:after="0" w:before="0" w:line="240"/>
+              <w:spacing w:after="0" w:before="0" w:line="360"/>
               <w:jc w:val="left"/>
             </w:pPr>
             <w:r>
@@ -440,7 +416,7 @@
           </w:tcPr>
           <w:p>
             <w:pPr>
-              <w:spacing w:after="0" w:before="0" w:line="240"/>
+              <w:spacing w:after="0" w:before="0" w:line="360"/>
               <w:jc w:val="right"/>
             </w:pPr>
             <w:r>
@@ -471,7 +447,7 @@
           </w:tcPr>
           <w:p>
             <w:pPr>
-              <w:spacing w:after="0" w:before="0" w:line="240"/>
+              <w:spacing w:after="0" w:before="0" w:line="360"/>
               <w:jc w:val="left"/>
             </w:pPr>
             <w:r>
@@ -497,7 +473,7 @@
           </w:tcPr>
           <w:p>
             <w:pPr>
-              <w:spacing w:after="0" w:before="0" w:line="240"/>
+              <w:spacing w:after="0" w:before="0" w:line="360"/>
               <w:jc w:val="right"/>
             </w:pPr>
             <w:r>
@@ -528,7 +504,7 @@
           </w:tcPr>
           <w:p>
             <w:pPr>
-              <w:spacing w:after="0" w:before="0" w:line="240"/>
+              <w:spacing w:after="0" w:before="0" w:line="360"/>
               <w:jc w:val="left"/>
             </w:pPr>
             <w:r>
@@ -554,7 +530,7 @@
           </w:tcPr>
           <w:p>
             <w:pPr>
-              <w:spacing w:after="0" w:before="0" w:line="240"/>
+              <w:spacing w:after="0" w:before="0" w:line="360"/>
               <w:jc w:val="right"/>
             </w:pPr>
             <w:r>
@@ -585,7 +561,7 @@
           </w:tcPr>
           <w:p>
             <w:pPr>
-              <w:spacing w:after="0" w:before="0" w:line="240"/>
+              <w:spacing w:after="0" w:before="0" w:line="360"/>
               <w:jc w:val="left"/>
             </w:pPr>
             <w:r>
@@ -611,7 +587,7 @@
           </w:tcPr>
           <w:p>
             <w:pPr>
-              <w:spacing w:after="0" w:before="0" w:line="240"/>
+              <w:spacing w:after="0" w:before="0" w:line="360"/>
               <w:jc w:val="right"/>
             </w:pPr>
             <w:r>
@@ -642,7 +618,7 @@
           </w:tcPr>
           <w:p>
             <w:pPr>
-              <w:spacing w:after="0" w:before="0" w:line="240"/>
+              <w:spacing w:after="0" w:before="0" w:line="360"/>
               <w:jc w:val="left"/>
             </w:pPr>
             <w:r>
@@ -668,7 +644,7 @@
           </w:tcPr>
           <w:p>
             <w:pPr>
-              <w:spacing w:after="0" w:before="0" w:line="240"/>
+              <w:spacing w:after="0" w:before="0" w:line="360"/>
               <w:jc w:val="right"/>
             </w:pPr>
             <w:r>
@@ -699,7 +675,7 @@
           </w:tcPr>
           <w:p>
             <w:pPr>
-              <w:spacing w:after="0" w:before="0" w:line="240"/>
+              <w:spacing w:after="0" w:before="0" w:line="360"/>
               <w:jc w:val="left"/>
             </w:pPr>
             <w:r>
@@ -725,7 +701,7 @@
           </w:tcPr>
           <w:p>
             <w:pPr>
-              <w:spacing w:after="0" w:before="0" w:line="240"/>
+              <w:spacing w:after="0" w:before="0" w:line="360"/>
               <w:jc w:val="right"/>
             </w:pPr>
             <w:r>
@@ -756,7 +732,7 @@
           </w:tcPr>
           <w:p>
             <w:pPr>
-              <w:spacing w:after="0" w:before="0" w:line="240"/>
+              <w:spacing w:after="0" w:before="0" w:line="360"/>
               <w:jc w:val="left"/>
             </w:pPr>
             <w:r>
@@ -782,7 +758,7 @@
           </w:tcPr>
           <w:p>
             <w:pPr>
-              <w:spacing w:after="0" w:before="0" w:line="240"/>
+              <w:spacing w:after="0" w:before="0" w:line="360"/>
               <w:jc w:val="right"/>
             </w:pPr>
             <w:r>
@@ -813,7 +789,7 @@
           </w:tcPr>
           <w:p>
             <w:pPr>
-              <w:spacing w:after="0" w:before="0" w:line="240"/>
+              <w:spacing w:after="0" w:before="0" w:line="360"/>
               <w:jc w:val="left"/>
             </w:pPr>
             <w:r>
@@ -839,7 +815,7 @@
           </w:tcPr>
           <w:p>
             <w:pPr>
-              <w:spacing w:after="0" w:before="0" w:line="240"/>
+              <w:spacing w:after="0" w:before="0" w:line="360"/>
               <w:jc w:val="right"/>
             </w:pPr>
             <w:r>
@@ -870,7 +846,7 @@
           </w:tcPr>
           <w:p>
             <w:pPr>
-              <w:spacing w:after="0" w:before="0" w:line="240"/>
+              <w:spacing w:after="0" w:before="0" w:line="360"/>
               <w:jc w:val="left"/>
             </w:pPr>
             <w:r>
@@ -896,7 +872,7 @@
           </w:tcPr>
           <w:p>
             <w:pPr>
-              <w:spacing w:after="0" w:before="0" w:line="240"/>
+              <w:spacing w:after="0" w:before="0" w:line="360"/>
               <w:jc w:val="right"/>
             </w:pPr>
             <w:r>
@@ -927,7 +903,7 @@
           </w:tcPr>
           <w:p>
             <w:pPr>
-              <w:spacing w:after="0" w:before="0" w:line="240"/>
+              <w:spacing w:after="0" w:before="0" w:line="360"/>
               <w:jc w:val="left"/>
             </w:pPr>
             <w:r>
@@ -953,7 +929,7 @@
           </w:tcPr>
           <w:p>
             <w:pPr>
-              <w:spacing w:after="0" w:before="0" w:line="240"/>
+              <w:spacing w:after="0" w:before="0" w:line="360"/>
               <w:jc w:val="right"/>
             </w:pPr>
             <w:r>
@@ -984,7 +960,7 @@
           </w:tcPr>
           <w:p>
             <w:pPr>
-              <w:spacing w:after="0" w:before="0" w:line="240"/>
+              <w:spacing w:after="0" w:before="0" w:line="360"/>
               <w:jc w:val="left"/>
             </w:pPr>
             <w:r>
@@ -1010,7 +986,7 @@
           </w:tcPr>
           <w:p>
             <w:pPr>
-              <w:spacing w:after="0" w:before="0" w:line="240"/>
+              <w:spacing w:after="0" w:before="0" w:line="360"/>
               <w:jc w:val="right"/>
             </w:pPr>
             <w:r>
@@ -1041,7 +1017,7 @@
           </w:tcPr>
           <w:p>
             <w:pPr>
-              <w:spacing w:after="0" w:before="0" w:line="240"/>
+              <w:spacing w:after="0" w:before="0" w:line="360"/>
               <w:jc w:val="left"/>
             </w:pPr>
             <w:r>
@@ -1067,7 +1043,7 @@
           </w:tcPr>
           <w:p>
             <w:pPr>
-              <w:spacing w:after="0" w:before="0" w:line="240"/>
+              <w:spacing w:after="0" w:before="0" w:line="360"/>
               <w:jc w:val="right"/>
             </w:pPr>
             <w:r>
@@ -1159,7 +1135,7 @@
     <w:p>
       <w:pPr>
         <w:keepNext/>
-        <w:spacing w:after="60" w:before="120" w:line="276"/>
+        <w:spacing w:after="60" w:before="120" w:line="360"/>
       </w:pPr>
       <w:r>
         <w:rPr>
@@ -1209,7 +1185,7 @@
           </w:tcPr>
           <w:p>
             <w:pPr>
-              <w:spacing w:after="0" w:before="0" w:line="240"/>
+              <w:spacing w:after="0" w:before="0" w:line="360"/>
               <w:jc w:val="left"/>
             </w:pPr>
             <w:r>
@@ -1240,7 +1216,7 @@
           </w:tcPr>
           <w:p>
             <w:pPr>
-              <w:spacing w:after="0" w:before="0" w:line="240"/>
+              <w:spacing w:after="0" w:before="0" w:line="360"/>
               <w:jc w:val="left"/>
             </w:pPr>
             <w:r>
@@ -1271,7 +1247,7 @@
           </w:tcPr>
           <w:p>
             <w:pPr>
-              <w:spacing w:after="0" w:before="0" w:line="240"/>
+              <w:spacing w:after="0" w:before="0" w:line="360"/>
               <w:jc w:val="left"/>
             </w:pPr>
             <w:r>
@@ -1306,7 +1282,7 @@
           </w:tcPr>
           <w:p>
             <w:pPr>
-              <w:spacing w:after="0" w:before="0" w:line="240"/>
+              <w:spacing w:after="0" w:before="0" w:line="360"/>
               <w:jc w:val="left"/>
             </w:pPr>
             <w:r>
@@ -1332,7 +1308,7 @@
           </w:tcPr>
           <w:p>
             <w:pPr>
-              <w:spacing w:after="0" w:before="0" w:line="240"/>
+              <w:spacing w:after="0" w:before="0" w:line="360"/>
               <w:jc w:val="right"/>
             </w:pPr>
             <w:r>
@@ -1358,7 +1334,7 @@
           </w:tcPr>
           <w:p>
             <w:pPr>
-              <w:spacing w:after="0" w:before="0" w:line="240"/>
+              <w:spacing w:after="0" w:before="0" w:line="360"/>
               <w:jc w:val="right"/>
             </w:pPr>
             <w:r>
@@ -1389,7 +1365,7 @@
           </w:tcPr>
           <w:p>
             <w:pPr>
-              <w:spacing w:after="0" w:before="0" w:line="240"/>
+              <w:spacing w:after="0" w:before="0" w:line="360"/>
               <w:jc w:val="left"/>
             </w:pPr>
             <w:r>
@@ -1415,7 +1391,7 @@
           </w:tcPr>
           <w:p>
             <w:pPr>
-              <w:spacing w:after="0" w:before="0" w:line="240"/>
+              <w:spacing w:after="0" w:before="0" w:line="360"/>
               <w:jc w:val="right"/>
             </w:pPr>
             <w:r>
@@ -1441,7 +1417,7 @@
           </w:tcPr>
           <w:p>
             <w:pPr>
-              <w:spacing w:after="0" w:before="0" w:line="240"/>
+              <w:spacing w:after="0" w:before="0" w:line="360"/>
               <w:jc w:val="right"/>
             </w:pPr>
             <w:r>
@@ -1472,7 +1448,7 @@
           </w:tcPr>
           <w:p>
             <w:pPr>
-              <w:spacing w:after="0" w:before="0" w:line="240"/>
+              <w:spacing w:after="0" w:before="0" w:line="360"/>
               <w:jc w:val="left"/>
             </w:pPr>
             <w:r>
@@ -1498,7 +1474,7 @@
           </w:tcPr>
           <w:p>
             <w:pPr>
-              <w:spacing w:after="0" w:before="0" w:line="240"/>
+              <w:spacing w:after="0" w:before="0" w:line="360"/>
               <w:jc w:val="right"/>
             </w:pPr>
             <w:r>
@@ -1524,7 +1500,7 @@
           </w:tcPr>
           <w:p>
             <w:pPr>
-              <w:spacing w:after="0" w:before="0" w:line="240"/>
+              <w:spacing w:after="0" w:before="0" w:line="360"/>
               <w:jc w:val="right"/>
             </w:pPr>
             <w:r>
@@ -1555,7 +1531,7 @@
           </w:tcPr>
           <w:p>
             <w:pPr>
-              <w:spacing w:after="0" w:before="0" w:line="240"/>
+              <w:spacing w:after="0" w:before="0" w:line="360"/>
               <w:jc w:val="left"/>
             </w:pPr>
             <w:r>
@@ -1581,7 +1557,7 @@
           </w:tcPr>
           <w:p>
             <w:pPr>
-              <w:spacing w:after="0" w:before="0" w:line="240"/>
+              <w:spacing w:after="0" w:before="0" w:line="360"/>
               <w:jc w:val="right"/>
             </w:pPr>
             <w:r>
@@ -1607,7 +1583,7 @@
           </w:tcPr>
           <w:p>
             <w:pPr>
-              <w:spacing w:after="0" w:before="0" w:line="240"/>
+              <w:spacing w:after="0" w:before="0" w:line="360"/>
               <w:jc w:val="right"/>
             </w:pPr>
             <w:r>
@@ -1638,7 +1614,7 @@
           </w:tcPr>
           <w:p>
             <w:pPr>
-              <w:spacing w:after="0" w:before="0" w:line="240"/>
+              <w:spacing w:after="0" w:before="0" w:line="360"/>
               <w:jc w:val="left"/>
             </w:pPr>
             <w:r>
@@ -1664,7 +1640,7 @@
           </w:tcPr>
           <w:p>
             <w:pPr>
-              <w:spacing w:after="0" w:before="0" w:line="240"/>
+              <w:spacing w:after="0" w:before="0" w:line="360"/>
               <w:jc w:val="right"/>
             </w:pPr>
             <w:r>
@@ -1690,7 +1666,7 @@
           </w:tcPr>
           <w:p>
             <w:pPr>
-              <w:spacing w:after="0" w:before="0" w:line="240"/>
+              <w:spacing w:after="0" w:before="0" w:line="360"/>
               <w:jc w:val="right"/>
             </w:pPr>
             <w:r>
@@ -1721,7 +1697,7 @@
           </w:tcPr>
           <w:p>
             <w:pPr>
-              <w:spacing w:after="0" w:before="0" w:line="240"/>
+              <w:spacing w:after="0" w:before="0" w:line="360"/>
               <w:jc w:val="left"/>
             </w:pPr>
             <w:r>
@@ -1747,7 +1723,7 @@
           </w:tcPr>
           <w:p>
             <w:pPr>
-              <w:spacing w:after="0" w:before="0" w:line="240"/>
+              <w:spacing w:after="0" w:before="0" w:line="360"/>
               <w:jc w:val="right"/>
             </w:pPr>
             <w:r>
@@ -1773,7 +1749,7 @@
           </w:tcPr>
           <w:p>
             <w:pPr>
-              <w:spacing w:after="0" w:before="0" w:line="240"/>
+              <w:spacing w:after="0" w:before="0" w:line="360"/>
               <w:jc w:val="right"/>
             </w:pPr>
             <w:r>
@@ -1869,7 +1845,7 @@
     </w:p>
     <w:p>
       <w:pPr>
-        <w:spacing w:after="200" w:before="60" w:line="276"/>
+        <w:spacing w:after="200" w:before="60" w:line="360"/>
         <w:jc w:val="center"/>
       </w:pPr>
       <w:r>
@@ -1945,7 +1921,7 @@
     </w:p>
     <w:p>
       <w:pPr>
-        <w:spacing w:after="200" w:before="60" w:line="276"/>
+        <w:spacing w:after="200" w:before="60" w:line="360"/>
         <w:jc w:val="center"/>
       </w:pPr>
       <w:r>
@@ -1975,7 +1951,7 @@
     <w:p>
       <w:pPr>
         <w:keepNext/>
-        <w:spacing w:after="60" w:before="120" w:line="276"/>
+        <w:spacing w:after="60" w:before="120" w:line="360"/>
       </w:pPr>
       <w:r>
         <w:rPr>
@@ -2026,7 +2002,7 @@
           </w:tcPr>
           <w:p>
             <w:pPr>
-              <w:spacing w:after="0" w:before="0" w:line="240"/>
+              <w:spacing w:after="0" w:before="0" w:line="360"/>
               <w:jc w:val="left"/>
             </w:pPr>
             <w:r>
@@ -2057,7 +2033,7 @@
           </w:tcPr>
           <w:p>
             <w:pPr>
-              <w:spacing w:after="0" w:before="0" w:line="240"/>
+              <w:spacing w:after="0" w:before="0" w:line="360"/>
               <w:jc w:val="left"/>
             </w:pPr>
             <w:r>
@@ -2088,7 +2064,7 @@
           </w:tcPr>
           <w:p>
             <w:pPr>
-              <w:spacing w:after="0" w:before="0" w:line="240"/>
+              <w:spacing w:after="0" w:before="0" w:line="360"/>
               <w:jc w:val="left"/>
             </w:pPr>
             <w:r>
@@ -2119,7 +2095,7 @@
           </w:tcPr>
           <w:p>
             <w:pPr>
-              <w:spacing w:after="0" w:before="0" w:line="240"/>
+              <w:spacing w:after="0" w:before="0" w:line="360"/>
               <w:jc w:val="left"/>
             </w:pPr>
             <w:r>
@@ -2154,7 +2130,7 @@
           </w:tcPr>
           <w:p>
             <w:pPr>
-              <w:spacing w:after="0" w:before="0" w:line="240"/>
+              <w:spacing w:after="0" w:before="0" w:line="360"/>
               <w:jc w:val="left"/>
             </w:pPr>
             <w:r>
@@ -2180,7 +2156,7 @@
           </w:tcPr>
           <w:p>
             <w:pPr>
-              <w:spacing w:after="0" w:before="0" w:line="240"/>
+              <w:spacing w:after="0" w:before="0" w:line="360"/>
               <w:jc w:val="right"/>
             </w:pPr>
             <w:r>
@@ -2206,7 +2182,7 @@
           </w:tcPr>
           <w:p>
             <w:pPr>
-              <w:spacing w:after="0" w:before="0" w:line="240"/>
+              <w:spacing w:after="0" w:before="0" w:line="360"/>
               <w:jc w:val="right"/>
             </w:pPr>
             <w:r>
@@ -2232,7 +2208,7 @@
           </w:tcPr>
           <w:p>
             <w:pPr>
-              <w:spacing w:after="0" w:before="0" w:line="240"/>
+              <w:spacing w:after="0" w:before="0" w:line="360"/>
               <w:jc w:val="right"/>
             </w:pPr>
             <w:r>
@@ -2263,7 +2239,7 @@
           </w:tcPr>
           <w:p>
             <w:pPr>
-              <w:spacing w:after="0" w:before="0" w:line="240"/>
+              <w:spacing w:after="0" w:before="0" w:line="360"/>
               <w:jc w:val="left"/>
             </w:pPr>
             <w:r>
@@ -2289,7 +2265,7 @@
           </w:tcPr>
           <w:p>
             <w:pPr>
-              <w:spacing w:after="0" w:before="0" w:line="240"/>
+              <w:spacing w:after="0" w:before="0" w:line="360"/>
               <w:jc w:val="right"/>
             </w:pPr>
             <w:r>
@@ -2315,7 +2291,7 @@
           </w:tcPr>
           <w:p>
             <w:pPr>
-              <w:spacing w:after="0" w:before="0" w:line="240"/>
+              <w:spacing w:after="0" w:before="0" w:line="360"/>
               <w:jc w:val="right"/>
             </w:pPr>
             <w:r>
@@ -2341,7 +2317,7 @@
           </w:tcPr>
           <w:p>
             <w:pPr>
-              <w:spacing w:after="0" w:before="0" w:line="240"/>
+              <w:spacing w:after="0" w:before="0" w:line="360"/>
               <w:jc w:val="right"/>
             </w:pPr>
             <w:r>
@@ -2372,7 +2348,7 @@
           </w:tcPr>
           <w:p>
             <w:pPr>
-              <w:spacing w:after="0" w:before="0" w:line="240"/>
+              <w:spacing w:after="0" w:before="0" w:line="360"/>
               <w:jc w:val="left"/>
             </w:pPr>
             <w:r>
@@ -2398,7 +2374,7 @@
           </w:tcPr>
           <w:p>
             <w:pPr>
-              <w:spacing w:after="0" w:before="0" w:line="240"/>
+              <w:spacing w:after="0" w:before="0" w:line="360"/>
               <w:jc w:val="right"/>
             </w:pPr>
             <w:r>
@@ -2424,7 +2400,7 @@
           </w:tcPr>
           <w:p>
             <w:pPr>
-              <w:spacing w:after="0" w:before="0" w:line="240"/>
+              <w:spacing w:after="0" w:before="0" w:line="360"/>
               <w:jc w:val="right"/>
             </w:pPr>
             <w:r>
@@ -2450,7 +2426,7 @@
           </w:tcPr>
           <w:p>
             <w:pPr>
-              <w:spacing w:after="0" w:before="0" w:line="240"/>
+              <w:spacing w:after="0" w:before="0" w:line="360"/>
               <w:jc w:val="right"/>
             </w:pPr>
             <w:r>
@@ -2481,7 +2457,7 @@
           </w:tcPr>
           <w:p>
             <w:pPr>
-              <w:spacing w:after="0" w:before="0" w:line="240"/>
+              <w:spacing w:after="0" w:before="0" w:line="360"/>
               <w:jc w:val="left"/>
             </w:pPr>
             <w:r>
@@ -2507,7 +2483,7 @@
           </w:tcPr>
           <w:p>
             <w:pPr>
-              <w:spacing w:after="0" w:before="0" w:line="240"/>
+              <w:spacing w:after="0" w:before="0" w:line="360"/>
               <w:jc w:val="right"/>
             </w:pPr>
             <w:r>
@@ -2533,7 +2509,7 @@
           </w:tcPr>
           <w:p>
             <w:pPr>
-              <w:spacing w:after="0" w:before="0" w:line="240"/>
+              <w:spacing w:after="0" w:before="0" w:line="360"/>
               <w:jc w:val="right"/>
             </w:pPr>
             <w:r>
@@ -2559,7 +2535,7 @@
           </w:tcPr>
           <w:p>
             <w:pPr>
-              <w:spacing w:after="0" w:before="0" w:line="240"/>
+              <w:spacing w:after="0" w:before="0" w:line="360"/>
               <w:jc w:val="right"/>
             </w:pPr>
             <w:r>
@@ -2593,7 +2569,7 @@
     <w:p>
       <w:pPr>
         <w:keepNext/>
-        <w:spacing w:after="60" w:before="120" w:line="276"/>
+        <w:spacing w:after="60" w:before="120" w:line="360"/>
       </w:pPr>
       <w:r>
         <w:rPr>
@@ -2644,7 +2620,7 @@
           </w:tcPr>
           <w:p>
             <w:pPr>
-              <w:spacing w:after="0" w:before="0" w:line="240"/>
+              <w:spacing w:after="0" w:before="0" w:line="360"/>
               <w:jc w:val="left"/>
             </w:pPr>
             <w:r>
@@ -2675,7 +2651,7 @@
           </w:tcPr>
           <w:p>
             <w:pPr>
-              <w:spacing w:after="0" w:before="0" w:line="240"/>
+              <w:spacing w:after="0" w:before="0" w:line="360"/>
               <w:jc w:val="left"/>
             </w:pPr>
             <w:r>
@@ -2706,7 +2682,7 @@
           </w:tcPr>
           <w:p>
             <w:pPr>
-              <w:spacing w:after="0" w:before="0" w:line="240"/>
+              <w:spacing w:after="0" w:before="0" w:line="360"/>
               <w:jc w:val="left"/>
             </w:pPr>
             <w:r>
@@ -2737,7 +2713,7 @@
           </w:tcPr>
           <w:p>
             <w:pPr>
-              <w:spacing w:after="0" w:before="0" w:line="240"/>
+              <w:spacing w:after="0" w:before="0" w:line="360"/>
               <w:jc w:val="left"/>
             </w:pPr>
             <w:r>
@@ -2772,7 +2748,7 @@
           </w:tcPr>
           <w:p>
             <w:pPr>
-              <w:spacing w:after="0" w:before="0" w:line="240"/>
+              <w:spacing w:after="0" w:before="0" w:line="360"/>
               <w:jc w:val="left"/>
             </w:pPr>
             <w:r>
@@ -2798,7 +2774,7 @@
           </w:tcPr>
           <w:p>
             <w:pPr>
-              <w:spacing w:after="0" w:before="0" w:line="240"/>
+              <w:spacing w:after="0" w:before="0" w:line="360"/>
               <w:jc w:val="right"/>
             </w:pPr>
             <w:r>
@@ -2824,7 +2800,7 @@
           </w:tcPr>
           <w:p>
             <w:pPr>
-              <w:spacing w:after="0" w:before="0" w:line="240"/>
+              <w:spacing w:after="0" w:before="0" w:line="360"/>
               <w:jc w:val="left"/>
             </w:pPr>
             <w:r>
@@ -2850,7 +2826,7 @@
           </w:tcPr>
           <w:p>
             <w:pPr>
-              <w:spacing w:after="0" w:before="0" w:line="240"/>
+              <w:spacing w:after="0" w:before="0" w:line="360"/>
               <w:jc w:val="left"/>
             </w:pPr>
             <w:r>
@@ -2881,7 +2857,7 @@
           </w:tcPr>
           <w:p>
             <w:pPr>
-              <w:spacing w:after="0" w:before="0" w:line="240"/>
+              <w:spacing w:after="0" w:before="0" w:line="360"/>
               <w:jc w:val="left"/>
             </w:pPr>
             <w:r>
@@ -2907,7 +2883,7 @@
           </w:tcPr>
           <w:p>
             <w:pPr>
-              <w:spacing w:after="0" w:before="0" w:line="240"/>
+              <w:spacing w:after="0" w:before="0" w:line="360"/>
               <w:jc w:val="right"/>
             </w:pPr>
             <w:r>
@@ -2933,11 +2909,11 @@
           </w:tcPr>
           <w:p>
             <w:pPr>
-              <w:spacing w:after="0" w:before="0" w:line="240"/>
-              <w:jc w:val="left"/>
-            </w:pPr>
-            <w:r>
-              <w:t xml:space="preserve">Seen and passed over; implicit, not an explicit dislike</w:t>
+              <w:spacing w:after="0" w:before="0" w:line="360"/>
+              <w:jc w:val="left"/>
+            </w:pPr>
+            <w:r>
+              <w:t xml:space="preserve">Shown without interaction; may not have been examined; not an explicit dislike</w:t>
             </w:r>
           </w:p>
         </w:tc>
@@ -2959,7 +2935,7 @@
           </w:tcPr>
           <w:p>
             <w:pPr>
-              <w:spacing w:after="0" w:before="0" w:line="240"/>
+              <w:spacing w:after="0" w:before="0" w:line="360"/>
               <w:jc w:val="left"/>
             </w:pPr>
             <w:r>
@@ -2990,7 +2966,7 @@
           </w:tcPr>
           <w:p>
             <w:pPr>
-              <w:spacing w:after="0" w:before="0" w:line="240"/>
+              <w:spacing w:after="0" w:before="0" w:line="360"/>
               <w:jc w:val="left"/>
             </w:pPr>
             <w:r>
@@ -3016,7 +2992,7 @@
           </w:tcPr>
           <w:p>
             <w:pPr>
-              <w:spacing w:after="0" w:before="0" w:line="240"/>
+              <w:spacing w:after="0" w:before="0" w:line="360"/>
               <w:jc w:val="right"/>
             </w:pPr>
             <w:r>
@@ -3042,7 +3018,7 @@
           </w:tcPr>
           <w:p>
             <w:pPr>
-              <w:spacing w:after="0" w:before="0" w:line="240"/>
+              <w:spacing w:after="0" w:before="0" w:line="360"/>
               <w:jc w:val="left"/>
             </w:pPr>
             <w:r>
@@ -3068,7 +3044,7 @@
           </w:tcPr>
           <w:p>
             <w:pPr>
-              <w:spacing w:after="0" w:before="0" w:line="240"/>
+              <w:spacing w:after="0" w:before="0" w:line="360"/>
               <w:jc w:val="left"/>
             </w:pPr>
             <w:r>
@@ -3099,7 +3075,7 @@
           </w:tcPr>
           <w:p>
             <w:pPr>
-              <w:spacing w:after="0" w:before="0" w:line="240"/>
+              <w:spacing w:after="0" w:before="0" w:line="360"/>
               <w:jc w:val="left"/>
             </w:pPr>
             <w:r>
@@ -3125,7 +3101,7 @@
           </w:tcPr>
           <w:p>
             <w:pPr>
-              <w:spacing w:after="0" w:before="0" w:line="240"/>
+              <w:spacing w:after="0" w:before="0" w:line="360"/>
               <w:jc w:val="right"/>
             </w:pPr>
             <w:r>
@@ -3151,7 +3127,7 @@
           </w:tcPr>
           <w:p>
             <w:pPr>
-              <w:spacing w:after="0" w:before="0" w:line="240"/>
+              <w:spacing w:after="0" w:before="0" w:line="360"/>
               <w:jc w:val="left"/>
             </w:pPr>
             <w:r>
@@ -3177,7 +3153,7 @@
           </w:tcPr>
           <w:p>
             <w:pPr>
-              <w:spacing w:after="0" w:before="0" w:line="240"/>
+              <w:spacing w:after="0" w:before="0" w:line="360"/>
               <w:jc w:val="left"/>
             </w:pPr>
             <w:r>
@@ -3305,7 +3281,7 @@
         <w:t xml:space="preserve">Cold items:</w:t>
       </w:r>
       <w:r>
-        <w:t xml:space="preserve"> 56.5% of candidate occurrences (80.5% of distinct candidates) never appear in any history. Models relying only on product-ID embeddings cannot learn these items, which motivates brand, shop, category and title features.</w:t>
+        <w:t xml:space="preserve"> 56.5% of candidate occurrences (80.5% of distinct candidates) never appear in any history. Product-ID embeddings get few or no training examples for these items, which motivates brand, shop, category and title features.</w:t>
       </w:r>
     </w:p>
     <w:p>
@@ -3357,7 +3333,7 @@
     </w:p>
     <w:p>
       <w:pPr>
-        <w:spacing w:after="200" w:before="60" w:line="276"/>
+        <w:spacing w:after="200" w:before="60" w:line="360"/>
         <w:jc w:val="center"/>
       </w:pPr>
       <w:r>
@@ -3433,7 +3409,7 @@
     </w:p>
     <w:p>
       <w:pPr>
-        <w:spacing w:after="200" w:before="60" w:line="276"/>
+        <w:spacing w:after="200" w:before="60" w:line="360"/>
         <w:jc w:val="center"/>
       </w:pPr>
       <w:r>
@@ -3463,7 +3439,7 @@
     <w:p>
       <w:pPr>
         <w:keepNext/>
-        <w:spacing w:after="60" w:before="120" w:line="276"/>
+        <w:spacing w:after="60" w:before="120" w:line="360"/>
       </w:pPr>
       <w:r>
         <w:rPr>
@@ -3514,7 +3490,7 @@
           </w:tcPr>
           <w:p>
             <w:pPr>
-              <w:spacing w:after="0" w:before="0" w:line="240"/>
+              <w:spacing w:after="0" w:before="0" w:line="360"/>
               <w:jc w:val="left"/>
             </w:pPr>
             <w:r>
@@ -3545,7 +3521,7 @@
           </w:tcPr>
           <w:p>
             <w:pPr>
-              <w:spacing w:after="0" w:before="0" w:line="240"/>
+              <w:spacing w:after="0" w:before="0" w:line="360"/>
               <w:jc w:val="left"/>
             </w:pPr>
             <w:r>
@@ -3576,7 +3552,7 @@
           </w:tcPr>
           <w:p>
             <w:pPr>
-              <w:spacing w:after="0" w:before="0" w:line="240"/>
+              <w:spacing w:after="0" w:before="0" w:line="360"/>
               <w:jc w:val="left"/>
             </w:pPr>
             <w:r>
@@ -3607,7 +3583,7 @@
           </w:tcPr>
           <w:p>
             <w:pPr>
-              <w:spacing w:after="0" w:before="0" w:line="240"/>
+              <w:spacing w:after="0" w:before="0" w:line="360"/>
               <w:jc w:val="left"/>
             </w:pPr>
             <w:r>
@@ -3642,7 +3618,7 @@
           </w:tcPr>
           <w:p>
             <w:pPr>
-              <w:spacing w:after="0" w:before="0" w:line="240"/>
+              <w:spacing w:after="0" w:before="0" w:line="360"/>
               <w:jc w:val="left"/>
             </w:pPr>
             <w:r>
@@ -3668,7 +3644,7 @@
           </w:tcPr>
           <w:p>
             <w:pPr>
-              <w:spacing w:after="0" w:before="0" w:line="240"/>
+              <w:spacing w:after="0" w:before="0" w:line="360"/>
               <w:jc w:val="left"/>
             </w:pPr>
             <w:r>
@@ -3694,7 +3670,7 @@
           </w:tcPr>
           <w:p>
             <w:pPr>
-              <w:spacing w:after="0" w:before="0" w:line="240"/>
+              <w:spacing w:after="0" w:before="0" w:line="360"/>
               <w:jc w:val="left"/>
             </w:pPr>
             <w:r>
@@ -3720,7 +3696,7 @@
           </w:tcPr>
           <w:p>
             <w:pPr>
-              <w:spacing w:after="0" w:before="0" w:line="240"/>
+              <w:spacing w:after="0" w:before="0" w:line="360"/>
               <w:jc w:val="left"/>
             </w:pPr>
             <w:r>
@@ -3751,7 +3727,7 @@
           </w:tcPr>
           <w:p>
             <w:pPr>
-              <w:spacing w:after="0" w:before="0" w:line="240"/>
+              <w:spacing w:after="0" w:before="0" w:line="360"/>
               <w:jc w:val="left"/>
             </w:pPr>
             <w:r>
@@ -3777,7 +3753,7 @@
           </w:tcPr>
           <w:p>
             <w:pPr>
-              <w:spacing w:after="0" w:before="0" w:line="240"/>
+              <w:spacing w:after="0" w:before="0" w:line="360"/>
               <w:jc w:val="left"/>
             </w:pPr>
             <w:r>
@@ -3803,7 +3779,7 @@
           </w:tcPr>
           <w:p>
             <w:pPr>
-              <w:spacing w:after="0" w:before="0" w:line="240"/>
+              <w:spacing w:after="0" w:before="0" w:line="360"/>
               <w:jc w:val="left"/>
             </w:pPr>
             <w:r>
@@ -3829,7 +3805,7 @@
           </w:tcPr>
           <w:p>
             <w:pPr>
-              <w:spacing w:after="0" w:before="0" w:line="240"/>
+              <w:spacing w:after="0" w:before="0" w:line="360"/>
               <w:jc w:val="left"/>
             </w:pPr>
             <w:r>
@@ -3860,7 +3836,7 @@
           </w:tcPr>
           <w:p>
             <w:pPr>
-              <w:spacing w:after="0" w:before="0" w:line="240"/>
+              <w:spacing w:after="0" w:before="0" w:line="360"/>
               <w:jc w:val="left"/>
             </w:pPr>
             <w:r>
@@ -3886,7 +3862,7 @@
           </w:tcPr>
           <w:p>
             <w:pPr>
-              <w:spacing w:after="0" w:before="0" w:line="240"/>
+              <w:spacing w:after="0" w:before="0" w:line="360"/>
               <w:jc w:val="left"/>
             </w:pPr>
             <w:r>
@@ -3912,7 +3888,7 @@
           </w:tcPr>
           <w:p>
             <w:pPr>
-              <w:spacing w:after="0" w:before="0" w:line="240"/>
+              <w:spacing w:after="0" w:before="0" w:line="360"/>
               <w:jc w:val="left"/>
             </w:pPr>
             <w:r>
@@ -3938,7 +3914,7 @@
           </w:tcPr>
           <w:p>
             <w:pPr>
-              <w:spacing w:after="0" w:before="0" w:line="240"/>
+              <w:spacing w:after="0" w:before="0" w:line="360"/>
               <w:jc w:val="left"/>
             </w:pPr>
             <w:r>
@@ -3969,7 +3945,7 @@
           </w:tcPr>
           <w:p>
             <w:pPr>
-              <w:spacing w:after="0" w:before="0" w:line="240"/>
+              <w:spacing w:after="0" w:before="0" w:line="360"/>
               <w:jc w:val="left"/>
             </w:pPr>
             <w:r>
@@ -3995,7 +3971,7 @@
           </w:tcPr>
           <w:p>
             <w:pPr>
-              <w:spacing w:after="0" w:before="0" w:line="240"/>
+              <w:spacing w:after="0" w:before="0" w:line="360"/>
               <w:jc w:val="left"/>
             </w:pPr>
             <w:r>
@@ -4021,7 +3997,7 @@
           </w:tcPr>
           <w:p>
             <w:pPr>
-              <w:spacing w:after="0" w:before="0" w:line="240"/>
+              <w:spacing w:after="0" w:before="0" w:line="360"/>
               <w:jc w:val="left"/>
             </w:pPr>
             <w:r>
@@ -4047,7 +4023,7 @@
           </w:tcPr>
           <w:p>
             <w:pPr>
-              <w:spacing w:after="0" w:before="0" w:line="240"/>
+              <w:spacing w:after="0" w:before="0" w:line="360"/>
               <w:jc w:val="left"/>
             </w:pPr>
             <w:r>
@@ -4078,7 +4054,7 @@
           </w:tcPr>
           <w:p>
             <w:pPr>
-              <w:spacing w:after="0" w:before="0" w:line="240"/>
+              <w:spacing w:after="0" w:before="0" w:line="360"/>
               <w:jc w:val="left"/>
             </w:pPr>
             <w:r>
@@ -4104,7 +4080,7 @@
           </w:tcPr>
           <w:p>
             <w:pPr>
-              <w:spacing w:after="0" w:before="0" w:line="240"/>
+              <w:spacing w:after="0" w:before="0" w:line="360"/>
               <w:jc w:val="left"/>
             </w:pPr>
             <w:r>
@@ -4130,7 +4106,7 @@
           </w:tcPr>
           <w:p>
             <w:pPr>
-              <w:spacing w:after="0" w:before="0" w:line="240"/>
+              <w:spacing w:after="0" w:before="0" w:line="360"/>
               <w:jc w:val="left"/>
             </w:pPr>
             <w:r>
@@ -4156,7 +4132,7 @@
           </w:tcPr>
           <w:p>
             <w:pPr>
-              <w:spacing w:after="0" w:before="0" w:line="240"/>
+              <w:spacing w:after="0" w:before="0" w:line="360"/>
               <w:jc w:val="left"/>
             </w:pPr>
             <w:r>
@@ -4187,7 +4163,7 @@
           </w:tcPr>
           <w:p>
             <w:pPr>
-              <w:spacing w:after="0" w:before="0" w:line="240"/>
+              <w:spacing w:after="0" w:before="0" w:line="360"/>
               <w:jc w:val="left"/>
             </w:pPr>
             <w:r>
@@ -4213,7 +4189,7 @@
           </w:tcPr>
           <w:p>
             <w:pPr>
-              <w:spacing w:after="0" w:before="0" w:line="240"/>
+              <w:spacing w:after="0" w:before="0" w:line="360"/>
               <w:jc w:val="left"/>
             </w:pPr>
             <w:r>
@@ -4239,7 +4215,7 @@
           </w:tcPr>
           <w:p>
             <w:pPr>
-              <w:spacing w:after="0" w:before="0" w:line="240"/>
+              <w:spacing w:after="0" w:before="0" w:line="360"/>
               <w:jc w:val="left"/>
             </w:pPr>
             <w:r>
@@ -4265,7 +4241,7 @@
           </w:tcPr>
           <w:p>
             <w:pPr>
-              <w:spacing w:after="0" w:before="0" w:line="240"/>
+              <w:spacing w:after="0" w:before="0" w:line="360"/>
               <w:jc w:val="left"/>
             </w:pPr>
             <w:r>
@@ -4296,7 +4272,7 @@
           </w:tcPr>
           <w:p>
             <w:pPr>
-              <w:spacing w:after="0" w:before="0" w:line="240"/>
+              <w:spacing w:after="0" w:before="0" w:line="360"/>
               <w:jc w:val="left"/>
             </w:pPr>
             <w:r>
@@ -4322,7 +4298,7 @@
           </w:tcPr>
           <w:p>
             <w:pPr>
-              <w:spacing w:after="0" w:before="0" w:line="240"/>
+              <w:spacing w:after="0" w:before="0" w:line="360"/>
               <w:jc w:val="left"/>
             </w:pPr>
             <w:r>
@@ -4348,7 +4324,7 @@
           </w:tcPr>
           <w:p>
             <w:pPr>
-              <w:spacing w:after="0" w:before="0" w:line="240"/>
+              <w:spacing w:after="0" w:before="0" w:line="360"/>
               <w:jc w:val="left"/>
             </w:pPr>
             <w:r>
@@ -4374,7 +4350,7 @@
           </w:tcPr>
           <w:p>
             <w:pPr>
-              <w:spacing w:after="0" w:before="0" w:line="240"/>
+              <w:spacing w:after="0" w:before="0" w:line="360"/>
               <w:jc w:val="left"/>
             </w:pPr>
             <w:r>
@@ -4405,7 +4381,7 @@
           </w:tcPr>
           <w:p>
             <w:pPr>
-              <w:spacing w:after="0" w:before="0" w:line="240"/>
+              <w:spacing w:after="0" w:before="0" w:line="360"/>
               <w:jc w:val="left"/>
             </w:pPr>
             <w:r>
@@ -4431,7 +4407,7 @@
           </w:tcPr>
           <w:p>
             <w:pPr>
-              <w:spacing w:after="0" w:before="0" w:line="240"/>
+              <w:spacing w:after="0" w:before="0" w:line="360"/>
               <w:jc w:val="left"/>
             </w:pPr>
             <w:r>
@@ -4457,7 +4433,7 @@
           </w:tcPr>
           <w:p>
             <w:pPr>
-              <w:spacing w:after="0" w:before="0" w:line="240"/>
+              <w:spacing w:after="0" w:before="0" w:line="360"/>
               <w:jc w:val="left"/>
             </w:pPr>
             <w:r>
@@ -4483,7 +4459,7 @@
           </w:tcPr>
           <w:p>
             <w:pPr>
-              <w:spacing w:after="0" w:before="0" w:line="240"/>
+              <w:spacing w:after="0" w:before="0" w:line="360"/>
               <w:jc w:val="left"/>
             </w:pPr>
             <w:r>
@@ -4514,7 +4490,7 @@
           </w:tcPr>
           <w:p>
             <w:pPr>
-              <w:spacing w:after="0" w:before="0" w:line="240"/>
+              <w:spacing w:after="0" w:before="0" w:line="360"/>
               <w:jc w:val="left"/>
             </w:pPr>
             <w:r>
@@ -4540,7 +4516,7 @@
           </w:tcPr>
           <w:p>
             <w:pPr>
-              <w:spacing w:after="0" w:before="0" w:line="240"/>
+              <w:spacing w:after="0" w:before="0" w:line="360"/>
               <w:jc w:val="left"/>
             </w:pPr>
             <w:r>
@@ -4566,7 +4542,7 @@
           </w:tcPr>
           <w:p>
             <w:pPr>
-              <w:spacing w:after="0" w:before="0" w:line="240"/>
+              <w:spacing w:after="0" w:before="0" w:line="360"/>
               <w:jc w:val="left"/>
             </w:pPr>
             <w:r>
@@ -4592,7 +4568,7 @@
           </w:tcPr>
           <w:p>
             <w:pPr>
-              <w:spacing w:after="0" w:before="0" w:line="240"/>
+              <w:spacing w:after="0" w:before="0" w:line="360"/>
               <w:jc w:val="left"/>
             </w:pPr>
             <w:r>
@@ -4623,7 +4599,7 @@
           </w:tcPr>
           <w:p>
             <w:pPr>
-              <w:spacing w:after="0" w:before="0" w:line="240"/>
+              <w:spacing w:after="0" w:before="0" w:line="360"/>
               <w:jc w:val="left"/>
             </w:pPr>
             <w:r>
@@ -4649,7 +4625,7 @@
           </w:tcPr>
           <w:p>
             <w:pPr>
-              <w:spacing w:after="0" w:before="0" w:line="240"/>
+              <w:spacing w:after="0" w:before="0" w:line="360"/>
               <w:jc w:val="left"/>
             </w:pPr>
             <w:r>
@@ -4675,7 +4651,7 @@
           </w:tcPr>
           <w:p>
             <w:pPr>
-              <w:spacing w:after="0" w:before="0" w:line="240"/>
+              <w:spacing w:after="0" w:before="0" w:line="360"/>
               <w:jc w:val="left"/>
             </w:pPr>
             <w:r>
@@ -4701,7 +4677,7 @@
           </w:tcPr>
           <w:p>
             <w:pPr>
-              <w:spacing w:after="0" w:before="0" w:line="240"/>
+              <w:spacing w:after="0" w:before="0" w:line="360"/>
               <w:jc w:val="left"/>
             </w:pPr>
             <w:r>
@@ -4732,7 +4708,7 @@
           </w:tcPr>
           <w:p>
             <w:pPr>
-              <w:spacing w:after="0" w:before="0" w:line="240"/>
+              <w:spacing w:after="0" w:before="0" w:line="360"/>
               <w:jc w:val="left"/>
             </w:pPr>
             <w:r>
@@ -4758,7 +4734,7 @@
           </w:tcPr>
           <w:p>
             <w:pPr>
-              <w:spacing w:after="0" w:before="0" w:line="240"/>
+              <w:spacing w:after="0" w:before="0" w:line="360"/>
               <w:jc w:val="left"/>
             </w:pPr>
             <w:r>
@@ -4784,7 +4760,7 @@
           </w:tcPr>
           <w:p>
             <w:pPr>
-              <w:spacing w:after="0" w:before="0" w:line="240"/>
+              <w:spacing w:after="0" w:before="0" w:line="360"/>
               <w:jc w:val="left"/>
             </w:pPr>
             <w:r>
@@ -4810,7 +4786,7 @@
           </w:tcPr>
           <w:p>
             <w:pPr>
-              <w:spacing w:after="0" w:before="0" w:line="240"/>
+              <w:spacing w:after="0" w:before="0" w:line="360"/>
               <w:jc w:val="left"/>
             </w:pPr>
             <w:r>
@@ -4841,7 +4817,7 @@
           </w:tcPr>
           <w:p>
             <w:pPr>
-              <w:spacing w:after="0" w:before="0" w:line="240"/>
+              <w:spacing w:after="0" w:before="0" w:line="360"/>
               <w:jc w:val="left"/>
             </w:pPr>
             <w:r>
@@ -4867,7 +4843,7 @@
           </w:tcPr>
           <w:p>
             <w:pPr>
-              <w:spacing w:after="0" w:before="0" w:line="240"/>
+              <w:spacing w:after="0" w:before="0" w:line="360"/>
               <w:jc w:val="left"/>
             </w:pPr>
             <w:r>
@@ -4893,7 +4869,7 @@
           </w:tcPr>
           <w:p>
             <w:pPr>
-              <w:spacing w:after="0" w:before="0" w:line="240"/>
+              <w:spacing w:after="0" w:before="0" w:line="360"/>
               <w:jc w:val="left"/>
             </w:pPr>
             <w:r>
@@ -4919,7 +4895,7 @@
           </w:tcPr>
           <w:p>
             <w:pPr>
-              <w:spacing w:after="0" w:before="0" w:line="240"/>
+              <w:spacing w:after="0" w:before="0" w:line="360"/>
               <w:jc w:val="left"/>
             </w:pPr>
             <w:r>
@@ -4937,7 +4913,7 @@
     <w:p>
       <w:pPr>
         <w:keepNext/>
-        <w:spacing w:after="60" w:before="120" w:line="276"/>
+        <w:spacing w:after="60" w:before="120" w:line="360"/>
       </w:pPr>
       <w:r>
         <w:rPr>
@@ -4989,7 +4965,7 @@
           </w:tcPr>
           <w:p>
             <w:pPr>
-              <w:spacing w:after="0" w:before="0" w:line="240"/>
+              <w:spacing w:after="0" w:before="0" w:line="360"/>
               <w:jc w:val="left"/>
             </w:pPr>
             <w:r>
@@ -5020,7 +4996,7 @@
           </w:tcPr>
           <w:p>
             <w:pPr>
-              <w:spacing w:after="0" w:before="0" w:line="240"/>
+              <w:spacing w:after="0" w:before="0" w:line="360"/>
               <w:jc w:val="left"/>
             </w:pPr>
             <w:r>
@@ -5051,7 +5027,7 @@
           </w:tcPr>
           <w:p>
             <w:pPr>
-              <w:spacing w:after="0" w:before="0" w:line="240"/>
+              <w:spacing w:after="0" w:before="0" w:line="360"/>
               <w:jc w:val="left"/>
             </w:pPr>
             <w:r>
@@ -5082,7 +5058,7 @@
           </w:tcPr>
           <w:p>
             <w:pPr>
-              <w:spacing w:after="0" w:before="0" w:line="240"/>
+              <w:spacing w:after="0" w:before="0" w:line="360"/>
               <w:jc w:val="left"/>
             </w:pPr>
             <w:r>
@@ -5113,7 +5089,7 @@
           </w:tcPr>
           <w:p>
             <w:pPr>
-              <w:spacing w:after="0" w:before="0" w:line="240"/>
+              <w:spacing w:after="0" w:before="0" w:line="360"/>
               <w:jc w:val="left"/>
             </w:pPr>
             <w:r>
@@ -5148,7 +5124,7 @@
           </w:tcPr>
           <w:p>
             <w:pPr>
-              <w:spacing w:after="0" w:before="0" w:line="240"/>
+              <w:spacing w:after="0" w:before="0" w:line="360"/>
               <w:jc w:val="left"/>
             </w:pPr>
             <w:r>
@@ -5174,7 +5150,7 @@
           </w:tcPr>
           <w:p>
             <w:pPr>
-              <w:spacing w:after="0" w:before="0" w:line="240"/>
+              <w:spacing w:after="0" w:before="0" w:line="360"/>
               <w:jc w:val="left"/>
             </w:pPr>
             <w:r>
@@ -5200,7 +5176,7 @@
           </w:tcPr>
           <w:p>
             <w:pPr>
-              <w:spacing w:after="0" w:before="0" w:line="240"/>
+              <w:spacing w:after="0" w:before="0" w:line="360"/>
               <w:jc w:val="left"/>
             </w:pPr>
             <w:r>
@@ -5226,7 +5202,7 @@
           </w:tcPr>
           <w:p>
             <w:pPr>
-              <w:spacing w:after="0" w:before="0" w:line="240"/>
+              <w:spacing w:after="0" w:before="0" w:line="360"/>
               <w:jc w:val="left"/>
             </w:pPr>
             <w:r>
@@ -5252,7 +5228,7 @@
           </w:tcPr>
           <w:p>
             <w:pPr>
-              <w:spacing w:after="0" w:before="0" w:line="240"/>
+              <w:spacing w:after="0" w:before="0" w:line="360"/>
               <w:jc w:val="left"/>
             </w:pPr>
             <w:r>
@@ -5283,7 +5259,7 @@
           </w:tcPr>
           <w:p>
             <w:pPr>
-              <w:spacing w:after="0" w:before="0" w:line="240"/>
+              <w:spacing w:after="0" w:before="0" w:line="360"/>
               <w:jc w:val="left"/>
             </w:pPr>
             <w:r>
@@ -5309,7 +5285,7 @@
           </w:tcPr>
           <w:p>
             <w:pPr>
-              <w:spacing w:after="0" w:before="0" w:line="240"/>
+              <w:spacing w:after="0" w:before="0" w:line="360"/>
               <w:jc w:val="left"/>
             </w:pPr>
             <w:r>
@@ -5335,7 +5311,7 @@
           </w:tcPr>
           <w:p>
             <w:pPr>
-              <w:spacing w:after="0" w:before="0" w:line="240"/>
+              <w:spacing w:after="0" w:before="0" w:line="360"/>
               <w:jc w:val="left"/>
             </w:pPr>
             <w:r>
@@ -5361,7 +5337,7 @@
           </w:tcPr>
           <w:p>
             <w:pPr>
-              <w:spacing w:after="0" w:before="0" w:line="240"/>
+              <w:spacing w:after="0" w:before="0" w:line="360"/>
               <w:jc w:val="left"/>
             </w:pPr>
             <w:r>
@@ -5387,7 +5363,7 @@
           </w:tcPr>
           <w:p>
             <w:pPr>
-              <w:spacing w:after="0" w:before="0" w:line="240"/>
+              <w:spacing w:after="0" w:before="0" w:line="360"/>
               <w:jc w:val="left"/>
             </w:pPr>
             <w:r>
@@ -5418,7 +5394,7 @@
           </w:tcPr>
           <w:p>
             <w:pPr>
-              <w:spacing w:after="0" w:before="0" w:line="240"/>
+              <w:spacing w:after="0" w:before="0" w:line="360"/>
               <w:jc w:val="left"/>
             </w:pPr>
             <w:r>
@@ -5444,7 +5420,7 @@
           </w:tcPr>
           <w:p>
             <w:pPr>
-              <w:spacing w:after="0" w:before="0" w:line="240"/>
+              <w:spacing w:after="0" w:before="0" w:line="360"/>
               <w:jc w:val="left"/>
             </w:pPr>
             <w:r>
@@ -5470,7 +5446,7 @@
           </w:tcPr>
           <w:p>
             <w:pPr>
-              <w:spacing w:after="0" w:before="0" w:line="240"/>
+              <w:spacing w:after="0" w:before="0" w:line="360"/>
               <w:jc w:val="left"/>
             </w:pPr>
             <w:r>
@@ -5496,7 +5472,7 @@
           </w:tcPr>
           <w:p>
             <w:pPr>
-              <w:spacing w:after="0" w:before="0" w:line="240"/>
+              <w:spacing w:after="0" w:before="0" w:line="360"/>
               <w:jc w:val="left"/>
             </w:pPr>
             <w:r>
@@ -5522,7 +5498,7 @@
           </w:tcPr>
           <w:p>
             <w:pPr>
-              <w:spacing w:after="0" w:before="0" w:line="240"/>
+              <w:spacing w:after="0" w:before="0" w:line="360"/>
               <w:jc w:val="left"/>
             </w:pPr>
             <w:r>
@@ -5553,7 +5529,7 @@
           </w:tcPr>
           <w:p>
             <w:pPr>
-              <w:spacing w:after="0" w:before="0" w:line="240"/>
+              <w:spacing w:after="0" w:before="0" w:line="360"/>
               <w:jc w:val="left"/>
             </w:pPr>
             <w:r>
@@ -5579,7 +5555,7 @@
           </w:tcPr>
           <w:p>
             <w:pPr>
-              <w:spacing w:after="0" w:before="0" w:line="240"/>
+              <w:spacing w:after="0" w:before="0" w:line="360"/>
               <w:jc w:val="left"/>
             </w:pPr>
             <w:r>
@@ -5605,7 +5581,7 @@
           </w:tcPr>
           <w:p>
             <w:pPr>
-              <w:spacing w:after="0" w:before="0" w:line="240"/>
+              <w:spacing w:after="0" w:before="0" w:line="360"/>
               <w:jc w:val="left"/>
             </w:pPr>
             <w:r>
@@ -5631,7 +5607,7 @@
           </w:tcPr>
           <w:p>
             <w:pPr>
-              <w:spacing w:after="0" w:before="0" w:line="240"/>
+              <w:spacing w:after="0" w:before="0" w:line="360"/>
               <w:jc w:val="left"/>
             </w:pPr>
             <w:r>
@@ -5657,7 +5633,7 @@
           </w:tcPr>
           <w:p>
             <w:pPr>
-              <w:spacing w:after="0" w:before="0" w:line="240"/>
+              <w:spacing w:after="0" w:before="0" w:line="360"/>
               <w:jc w:val="left"/>
             </w:pPr>
             <w:r>
@@ -5688,7 +5664,7 @@
           </w:tcPr>
           <w:p>
             <w:pPr>
-              <w:spacing w:after="0" w:before="0" w:line="240"/>
+              <w:spacing w:after="0" w:before="0" w:line="360"/>
               <w:jc w:val="left"/>
             </w:pPr>
             <w:r>
@@ -5714,7 +5690,7 @@
           </w:tcPr>
           <w:p>
             <w:pPr>
-              <w:spacing w:after="0" w:before="0" w:line="240"/>
+              <w:spacing w:after="0" w:before="0" w:line="360"/>
               <w:jc w:val="left"/>
             </w:pPr>
             <w:r>
@@ -5740,7 +5716,7 @@
           </w:tcPr>
           <w:p>
             <w:pPr>
-              <w:spacing w:after="0" w:before="0" w:line="240"/>
+              <w:spacing w:after="0" w:before="0" w:line="360"/>
               <w:jc w:val="left"/>
             </w:pPr>
             <w:r>
@@ -5766,7 +5742,7 @@
           </w:tcPr>
           <w:p>
             <w:pPr>
-              <w:spacing w:after="0" w:before="0" w:line="240"/>
+              <w:spacing w:after="0" w:before="0" w:line="360"/>
               <w:jc w:val="left"/>
             </w:pPr>
             <w:r>
@@ -5792,7 +5768,7 @@
           </w:tcPr>
           <w:p>
             <w:pPr>
-              <w:spacing w:after="0" w:before="0" w:line="240"/>
+              <w:spacing w:after="0" w:before="0" w:line="360"/>
               <w:jc w:val="left"/>
             </w:pPr>
             <w:r>
@@ -5823,7 +5799,7 @@
           </w:tcPr>
           <w:p>
             <w:pPr>
-              <w:spacing w:after="0" w:before="0" w:line="240"/>
+              <w:spacing w:after="0" w:before="0" w:line="360"/>
               <w:jc w:val="left"/>
             </w:pPr>
             <w:r>
@@ -5849,7 +5825,7 @@
           </w:tcPr>
           <w:p>
             <w:pPr>
-              <w:spacing w:after="0" w:before="0" w:line="240"/>
+              <w:spacing w:after="0" w:before="0" w:line="360"/>
               <w:jc w:val="left"/>
             </w:pPr>
             <w:r>
@@ -5875,7 +5851,7 @@
           </w:tcPr>
           <w:p>
             <w:pPr>
-              <w:spacing w:after="0" w:before="0" w:line="240"/>
+              <w:spacing w:after="0" w:before="0" w:line="360"/>
               <w:jc w:val="left"/>
             </w:pPr>
             <w:r>
@@ -5901,7 +5877,7 @@
           </w:tcPr>
           <w:p>
             <w:pPr>
-              <w:spacing w:after="0" w:before="0" w:line="240"/>
+              <w:spacing w:after="0" w:before="0" w:line="360"/>
               <w:jc w:val="left"/>
             </w:pPr>
             <w:r>
@@ -5927,7 +5903,7 @@
           </w:tcPr>
           <w:p>
             <w:pPr>
-              <w:spacing w:after="0" w:before="0" w:line="240"/>
+              <w:spacing w:after="0" w:before="0" w:line="360"/>
               <w:jc w:val="left"/>
             </w:pPr>
             <w:r>
@@ -5958,7 +5934,7 @@
           </w:tcPr>
           <w:p>
             <w:pPr>
-              <w:spacing w:after="0" w:before="0" w:line="240"/>
+              <w:spacing w:after="0" w:before="0" w:line="360"/>
               <w:jc w:val="left"/>
             </w:pPr>
             <w:r>
@@ -5984,7 +5960,7 @@
           </w:tcPr>
           <w:p>
             <w:pPr>
-              <w:spacing w:after="0" w:before="0" w:line="240"/>
+              <w:spacing w:after="0" w:before="0" w:line="360"/>
               <w:jc w:val="left"/>
             </w:pPr>
             <w:r>
@@ -6010,7 +5986,7 @@
           </w:tcPr>
           <w:p>
             <w:pPr>
-              <w:spacing w:after="0" w:before="0" w:line="240"/>
+              <w:spacing w:after="0" w:before="0" w:line="360"/>
               <w:jc w:val="left"/>
             </w:pPr>
             <w:r>
@@ -6036,7 +6012,7 @@
           </w:tcPr>
           <w:p>
             <w:pPr>
-              <w:spacing w:after="0" w:before="0" w:line="240"/>
+              <w:spacing w:after="0" w:before="0" w:line="360"/>
               <w:jc w:val="left"/>
             </w:pPr>
             <w:r>
@@ -6062,7 +6038,7 @@
           </w:tcPr>
           <w:p>
             <w:pPr>
-              <w:spacing w:after="0" w:before="0" w:line="240"/>
+              <w:spacing w:after="0" w:before="0" w:line="360"/>
               <w:jc w:val="left"/>
             </w:pPr>
             <w:r>
@@ -6082,13 +6058,13 @@
         <w:spacing w:after="120" w:line="360"/>
       </w:pPr>
       <w:r>
-        <w:t xml:space="preserve">Table 7 reports statistics for representative features. Missing values arise only where candidate metadata is unavailable (1,960 candidates) or a shop ID is absent (5,963); they are kept as missing rather than treated as non-matches.</w:t>
+        <w:t xml:space="preserve">Table 7 reports statistics for representative features. Values are missing where candidate metadata is unavailable (1,960 candidates) and, for shop features, also where the shop ID is absent (5,963 in total); they are kept as missing rather than treated as non-matches.</w:t>
       </w:r>
     </w:p>
     <w:p>
       <w:pPr>
         <w:keepNext/>
-        <w:spacing w:after="60" w:before="120" w:line="276"/>
+        <w:spacing w:after="60" w:before="120" w:line="360"/>
       </w:pPr>
       <w:r>
         <w:rPr>
@@ -6143,7 +6119,7 @@
           </w:tcPr>
           <w:p>
             <w:pPr>
-              <w:spacing w:after="0" w:before="0" w:line="240"/>
+              <w:spacing w:after="0" w:before="0" w:line="360"/>
               <w:jc w:val="left"/>
             </w:pPr>
             <w:r>
@@ -6174,7 +6150,7 @@
           </w:tcPr>
           <w:p>
             <w:pPr>
-              <w:spacing w:after="0" w:before="0" w:line="240"/>
+              <w:spacing w:after="0" w:before="0" w:line="360"/>
               <w:jc w:val="left"/>
             </w:pPr>
             <w:r>
@@ -6205,7 +6181,7 @@
           </w:tcPr>
           <w:p>
             <w:pPr>
-              <w:spacing w:after="0" w:before="0" w:line="240"/>
+              <w:spacing w:after="0" w:before="0" w:line="360"/>
               <w:jc w:val="left"/>
             </w:pPr>
             <w:r>
@@ -6236,7 +6212,7 @@
           </w:tcPr>
           <w:p>
             <w:pPr>
-              <w:spacing w:after="0" w:before="0" w:line="240"/>
+              <w:spacing w:after="0" w:before="0" w:line="360"/>
               <w:jc w:val="left"/>
             </w:pPr>
             <w:r>
@@ -6267,7 +6243,7 @@
           </w:tcPr>
           <w:p>
             <w:pPr>
-              <w:spacing w:after="0" w:before="0" w:line="240"/>
+              <w:spacing w:after="0" w:before="0" w:line="360"/>
               <w:jc w:val="left"/>
             </w:pPr>
             <w:r>
@@ -6298,7 +6274,7 @@
           </w:tcPr>
           <w:p>
             <w:pPr>
-              <w:spacing w:after="0" w:before="0" w:line="240"/>
+              <w:spacing w:after="0" w:before="0" w:line="360"/>
               <w:jc w:val="left"/>
             </w:pPr>
             <w:r>
@@ -6329,7 +6305,7 @@
           </w:tcPr>
           <w:p>
             <w:pPr>
-              <w:spacing w:after="0" w:before="0" w:line="240"/>
+              <w:spacing w:after="0" w:before="0" w:line="360"/>
               <w:jc w:val="left"/>
             </w:pPr>
             <w:r>
@@ -6360,7 +6336,7 @@
           </w:tcPr>
           <w:p>
             <w:pPr>
-              <w:spacing w:after="0" w:before="0" w:line="240"/>
+              <w:spacing w:after="0" w:before="0" w:line="360"/>
               <w:jc w:val="left"/>
             </w:pPr>
             <w:r>
@@ -6395,7 +6371,7 @@
           </w:tcPr>
           <w:p>
             <w:pPr>
-              <w:spacing w:after="0" w:before="0" w:line="240"/>
+              <w:spacing w:after="0" w:before="0" w:line="360"/>
               <w:jc w:val="left"/>
             </w:pPr>
             <w:r>
@@ -6421,7 +6397,7 @@
           </w:tcPr>
           <w:p>
             <w:pPr>
-              <w:spacing w:after="0" w:before="0" w:line="240"/>
+              <w:spacing w:after="0" w:before="0" w:line="360"/>
               <w:jc w:val="left"/>
             </w:pPr>
             <w:r>
@@ -6447,7 +6423,7 @@
           </w:tcPr>
           <w:p>
             <w:pPr>
-              <w:spacing w:after="0" w:before="0" w:line="240"/>
+              <w:spacing w:after="0" w:before="0" w:line="360"/>
               <w:jc w:val="right"/>
             </w:pPr>
             <w:r>
@@ -6473,7 +6449,7 @@
           </w:tcPr>
           <w:p>
             <w:pPr>
-              <w:spacing w:after="0" w:before="0" w:line="240"/>
+              <w:spacing w:after="0" w:before="0" w:line="360"/>
               <w:jc w:val="right"/>
             </w:pPr>
             <w:r>
@@ -6499,7 +6475,7 @@
           </w:tcPr>
           <w:p>
             <w:pPr>
-              <w:spacing w:after="0" w:before="0" w:line="240"/>
+              <w:spacing w:after="0" w:before="0" w:line="360"/>
               <w:jc w:val="right"/>
             </w:pPr>
             <w:r>
@@ -6525,7 +6501,7 @@
           </w:tcPr>
           <w:p>
             <w:pPr>
-              <w:spacing w:after="0" w:before="0" w:line="240"/>
+              <w:spacing w:after="0" w:before="0" w:line="360"/>
               <w:jc w:val="right"/>
             </w:pPr>
             <w:r>
@@ -6551,7 +6527,7 @@
           </w:tcPr>
           <w:p>
             <w:pPr>
-              <w:spacing w:after="0" w:before="0" w:line="240"/>
+              <w:spacing w:after="0" w:before="0" w:line="360"/>
               <w:jc w:val="right"/>
             </w:pPr>
             <w:r>
@@ -6577,7 +6553,7 @@
           </w:tcPr>
           <w:p>
             <w:pPr>
-              <w:spacing w:after="0" w:before="0" w:line="240"/>
+              <w:spacing w:after="0" w:before="0" w:line="360"/>
               <w:jc w:val="right"/>
             </w:pPr>
             <w:r>
@@ -6608,7 +6584,7 @@
           </w:tcPr>
           <w:p>
             <w:pPr>
-              <w:spacing w:after="0" w:before="0" w:line="240"/>
+              <w:spacing w:after="0" w:before="0" w:line="360"/>
               <w:jc w:val="left"/>
             </w:pPr>
             <w:r>
@@ -6634,7 +6610,7 @@
           </w:tcPr>
           <w:p>
             <w:pPr>
-              <w:spacing w:after="0" w:before="0" w:line="240"/>
+              <w:spacing w:after="0" w:before="0" w:line="360"/>
               <w:jc w:val="left"/>
             </w:pPr>
             <w:r>
@@ -6660,7 +6636,7 @@
           </w:tcPr>
           <w:p>
             <w:pPr>
-              <w:spacing w:after="0" w:before="0" w:line="240"/>
+              <w:spacing w:after="0" w:before="0" w:line="360"/>
               <w:jc w:val="right"/>
             </w:pPr>
             <w:r>
@@ -6686,7 +6662,7 @@
           </w:tcPr>
           <w:p>
             <w:pPr>
-              <w:spacing w:after="0" w:before="0" w:line="240"/>
+              <w:spacing w:after="0" w:before="0" w:line="360"/>
               <w:jc w:val="right"/>
             </w:pPr>
             <w:r>
@@ -6712,7 +6688,7 @@
           </w:tcPr>
           <w:p>
             <w:pPr>
-              <w:spacing w:after="0" w:before="0" w:line="240"/>
+              <w:spacing w:after="0" w:before="0" w:line="360"/>
               <w:jc w:val="right"/>
             </w:pPr>
             <w:r>
@@ -6738,7 +6714,7 @@
           </w:tcPr>
           <w:p>
             <w:pPr>
-              <w:spacing w:after="0" w:before="0" w:line="240"/>
+              <w:spacing w:after="0" w:before="0" w:line="360"/>
               <w:jc w:val="right"/>
             </w:pPr>
             <w:r>
@@ -6764,7 +6740,7 @@
           </w:tcPr>
           <w:p>
             <w:pPr>
-              <w:spacing w:after="0" w:before="0" w:line="240"/>
+              <w:spacing w:after="0" w:before="0" w:line="360"/>
               <w:jc w:val="right"/>
             </w:pPr>
             <w:r>
@@ -6790,7 +6766,7 @@
           </w:tcPr>
           <w:p>
             <w:pPr>
-              <w:spacing w:after="0" w:before="0" w:line="240"/>
+              <w:spacing w:after="0" w:before="0" w:line="360"/>
               <w:jc w:val="right"/>
             </w:pPr>
             <w:r>
@@ -6821,7 +6797,7 @@
           </w:tcPr>
           <w:p>
             <w:pPr>
-              <w:spacing w:after="0" w:before="0" w:line="240"/>
+              <w:spacing w:after="0" w:before="0" w:line="360"/>
               <w:jc w:val="left"/>
             </w:pPr>
             <w:r>
@@ -6847,7 +6823,7 @@
           </w:tcPr>
           <w:p>
             <w:pPr>
-              <w:spacing w:after="0" w:before="0" w:line="240"/>
+              <w:spacing w:after="0" w:before="0" w:line="360"/>
               <w:jc w:val="left"/>
             </w:pPr>
             <w:r>
@@ -6873,7 +6849,7 @@
           </w:tcPr>
           <w:p>
             <w:pPr>
-              <w:spacing w:after="0" w:before="0" w:line="240"/>
+              <w:spacing w:after="0" w:before="0" w:line="360"/>
               <w:jc w:val="right"/>
             </w:pPr>
             <w:r>
@@ -6899,7 +6875,7 @@
           </w:tcPr>
           <w:p>
             <w:pPr>
-              <w:spacing w:after="0" w:before="0" w:line="240"/>
+              <w:spacing w:after="0" w:before="0" w:line="360"/>
               <w:jc w:val="right"/>
             </w:pPr>
             <w:r>
@@ -6925,7 +6901,7 @@
           </w:tcPr>
           <w:p>
             <w:pPr>
-              <w:spacing w:after="0" w:before="0" w:line="240"/>
+              <w:spacing w:after="0" w:before="0" w:line="360"/>
               <w:jc w:val="right"/>
             </w:pPr>
             <w:r>
@@ -6951,7 +6927,7 @@
           </w:tcPr>
           <w:p>
             <w:pPr>
-              <w:spacing w:after="0" w:before="0" w:line="240"/>
+              <w:spacing w:after="0" w:before="0" w:line="360"/>
               <w:jc w:val="right"/>
             </w:pPr>
             <w:r>
@@ -6977,7 +6953,7 @@
           </w:tcPr>
           <w:p>
             <w:pPr>
-              <w:spacing w:after="0" w:before="0" w:line="240"/>
+              <w:spacing w:after="0" w:before="0" w:line="360"/>
               <w:jc w:val="right"/>
             </w:pPr>
             <w:r>
@@ -7003,7 +6979,7 @@
           </w:tcPr>
           <w:p>
             <w:pPr>
-              <w:spacing w:after="0" w:before="0" w:line="240"/>
+              <w:spacing w:after="0" w:before="0" w:line="360"/>
               <w:jc w:val="right"/>
             </w:pPr>
             <w:r>
@@ -7034,7 +7010,7 @@
           </w:tcPr>
           <w:p>
             <w:pPr>
-              <w:spacing w:after="0" w:before="0" w:line="240"/>
+              <w:spacing w:after="0" w:before="0" w:line="360"/>
               <w:jc w:val="left"/>
             </w:pPr>
             <w:r>
@@ -7060,7 +7036,7 @@
           </w:tcPr>
           <w:p>
             <w:pPr>
-              <w:spacing w:after="0" w:before="0" w:line="240"/>
+              <w:spacing w:after="0" w:before="0" w:line="360"/>
               <w:jc w:val="left"/>
             </w:pPr>
             <w:r>
@@ -7086,7 +7062,7 @@
           </w:tcPr>
           <w:p>
             <w:pPr>
-              <w:spacing w:after="0" w:before="0" w:line="240"/>
+              <w:spacing w:after="0" w:before="0" w:line="360"/>
               <w:jc w:val="right"/>
             </w:pPr>
             <w:r>
@@ -7112,7 +7088,7 @@
           </w:tcPr>
           <w:p>
             <w:pPr>
-              <w:spacing w:after="0" w:before="0" w:line="240"/>
+              <w:spacing w:after="0" w:before="0" w:line="360"/>
               <w:jc w:val="right"/>
             </w:pPr>
             <w:r>
@@ -7138,7 +7114,7 @@
           </w:tcPr>
           <w:p>
             <w:pPr>
-              <w:spacing w:after="0" w:before="0" w:line="240"/>
+              <w:spacing w:after="0" w:before="0" w:line="360"/>
               <w:jc w:val="right"/>
             </w:pPr>
             <w:r>
@@ -7164,7 +7140,7 @@
           </w:tcPr>
           <w:p>
             <w:pPr>
-              <w:spacing w:after="0" w:before="0" w:line="240"/>
+              <w:spacing w:after="0" w:before="0" w:line="360"/>
               <w:jc w:val="right"/>
             </w:pPr>
             <w:r>
@@ -7190,7 +7166,7 @@
           </w:tcPr>
           <w:p>
             <w:pPr>
-              <w:spacing w:after="0" w:before="0" w:line="240"/>
+              <w:spacing w:after="0" w:before="0" w:line="360"/>
               <w:jc w:val="right"/>
             </w:pPr>
             <w:r>
@@ -7216,7 +7192,7 @@
           </w:tcPr>
           <w:p>
             <w:pPr>
-              <w:spacing w:after="0" w:before="0" w:line="240"/>
+              <w:spacing w:after="0" w:before="0" w:line="360"/>
               <w:jc w:val="right"/>
             </w:pPr>
             <w:r>
@@ -7247,7 +7223,7 @@
           </w:tcPr>
           <w:p>
             <w:pPr>
-              <w:spacing w:after="0" w:before="0" w:line="240"/>
+              <w:spacing w:after="0" w:before="0" w:line="360"/>
               <w:jc w:val="left"/>
             </w:pPr>
             <w:r>
@@ -7273,7 +7249,7 @@
           </w:tcPr>
           <w:p>
             <w:pPr>
-              <w:spacing w:after="0" w:before="0" w:line="240"/>
+              <w:spacing w:after="0" w:before="0" w:line="360"/>
               <w:jc w:val="left"/>
             </w:pPr>
             <w:r>
@@ -7299,7 +7275,7 @@
           </w:tcPr>
           <w:p>
             <w:pPr>
-              <w:spacing w:after="0" w:before="0" w:line="240"/>
+              <w:spacing w:after="0" w:before="0" w:line="360"/>
               <w:jc w:val="right"/>
             </w:pPr>
             <w:r>
@@ -7325,7 +7301,7 @@
           </w:tcPr>
           <w:p>
             <w:pPr>
-              <w:spacing w:after="0" w:before="0" w:line="240"/>
+              <w:spacing w:after="0" w:before="0" w:line="360"/>
               <w:jc w:val="right"/>
             </w:pPr>
             <w:r>
@@ -7351,7 +7327,7 @@
           </w:tcPr>
           <w:p>
             <w:pPr>
-              <w:spacing w:after="0" w:before="0" w:line="240"/>
+              <w:spacing w:after="0" w:before="0" w:line="360"/>
               <w:jc w:val="right"/>
             </w:pPr>
             <w:r>
@@ -7377,7 +7353,7 @@
           </w:tcPr>
           <w:p>
             <w:pPr>
-              <w:spacing w:after="0" w:before="0" w:line="240"/>
+              <w:spacing w:after="0" w:before="0" w:line="360"/>
               <w:jc w:val="right"/>
             </w:pPr>
             <w:r>
@@ -7403,7 +7379,7 @@
           </w:tcPr>
           <w:p>
             <w:pPr>
-              <w:spacing w:after="0" w:before="0" w:line="240"/>
+              <w:spacing w:after="0" w:before="0" w:line="360"/>
               <w:jc w:val="right"/>
             </w:pPr>
             <w:r>
@@ -7429,7 +7405,7 @@
           </w:tcPr>
           <w:p>
             <w:pPr>
-              <w:spacing w:after="0" w:before="0" w:line="240"/>
+              <w:spacing w:after="0" w:before="0" w:line="360"/>
               <w:jc w:val="right"/>
             </w:pPr>
             <w:r>
@@ -7460,7 +7436,7 @@
           </w:tcPr>
           <w:p>
             <w:pPr>
-              <w:spacing w:after="0" w:before="0" w:line="240"/>
+              <w:spacing w:after="0" w:before="0" w:line="360"/>
               <w:jc w:val="left"/>
             </w:pPr>
             <w:r>
@@ -7486,7 +7462,7 @@
           </w:tcPr>
           <w:p>
             <w:pPr>
-              <w:spacing w:after="0" w:before="0" w:line="240"/>
+              <w:spacing w:after="0" w:before="0" w:line="360"/>
               <w:jc w:val="left"/>
             </w:pPr>
             <w:r>
@@ -7512,7 +7488,7 @@
           </w:tcPr>
           <w:p>
             <w:pPr>
-              <w:spacing w:after="0" w:before="0" w:line="240"/>
+              <w:spacing w:after="0" w:before="0" w:line="360"/>
               <w:jc w:val="right"/>
             </w:pPr>
             <w:r>
@@ -7538,7 +7514,7 @@
           </w:tcPr>
           <w:p>
             <w:pPr>
-              <w:spacing w:after="0" w:before="0" w:line="240"/>
+              <w:spacing w:after="0" w:before="0" w:line="360"/>
               <w:jc w:val="right"/>
             </w:pPr>
             <w:r>
@@ -7564,7 +7540,7 @@
           </w:tcPr>
           <w:p>
             <w:pPr>
-              <w:spacing w:after="0" w:before="0" w:line="240"/>
+              <w:spacing w:after="0" w:before="0" w:line="360"/>
               <w:jc w:val="right"/>
             </w:pPr>
             <w:r>
@@ -7590,7 +7566,7 @@
           </w:tcPr>
           <w:p>
             <w:pPr>
-              <w:spacing w:after="0" w:before="0" w:line="240"/>
+              <w:spacing w:after="0" w:before="0" w:line="360"/>
               <w:jc w:val="right"/>
             </w:pPr>
             <w:r>
@@ -7616,7 +7592,7 @@
           </w:tcPr>
           <w:p>
             <w:pPr>
-              <w:spacing w:after="0" w:before="0" w:line="240"/>
+              <w:spacing w:after="0" w:before="0" w:line="360"/>
               <w:jc w:val="right"/>
             </w:pPr>
             <w:r>
@@ -7642,7 +7618,7 @@
           </w:tcPr>
           <w:p>
             <w:pPr>
-              <w:spacing w:after="0" w:before="0" w:line="240"/>
+              <w:spacing w:after="0" w:before="0" w:line="360"/>
               <w:jc w:val="right"/>
             </w:pPr>
             <w:r>
@@ -7673,7 +7649,7 @@
           </w:tcPr>
           <w:p>
             <w:pPr>
-              <w:spacing w:after="0" w:before="0" w:line="240"/>
+              <w:spacing w:after="0" w:before="0" w:line="360"/>
               <w:jc w:val="left"/>
             </w:pPr>
             <w:r>
@@ -7699,7 +7675,7 @@
           </w:tcPr>
           <w:p>
             <w:pPr>
-              <w:spacing w:after="0" w:before="0" w:line="240"/>
+              <w:spacing w:after="0" w:before="0" w:line="360"/>
               <w:jc w:val="left"/>
             </w:pPr>
             <w:r>
@@ -7725,7 +7701,7 @@
           </w:tcPr>
           <w:p>
             <w:pPr>
-              <w:spacing w:after="0" w:before="0" w:line="240"/>
+              <w:spacing w:after="0" w:before="0" w:line="360"/>
               <w:jc w:val="right"/>
             </w:pPr>
             <w:r>
@@ -7751,7 +7727,7 @@
           </w:tcPr>
           <w:p>
             <w:pPr>
-              <w:spacing w:after="0" w:before="0" w:line="240"/>
+              <w:spacing w:after="0" w:before="0" w:line="360"/>
               <w:jc w:val="right"/>
             </w:pPr>
             <w:r>
@@ -7777,7 +7753,7 @@
           </w:tcPr>
           <w:p>
             <w:pPr>
-              <w:spacing w:after="0" w:before="0" w:line="240"/>
+              <w:spacing w:after="0" w:before="0" w:line="360"/>
               <w:jc w:val="right"/>
             </w:pPr>
             <w:r>
@@ -7803,7 +7779,7 @@
           </w:tcPr>
           <w:p>
             <w:pPr>
-              <w:spacing w:after="0" w:before="0" w:line="240"/>
+              <w:spacing w:after="0" w:before="0" w:line="360"/>
               <w:jc w:val="right"/>
             </w:pPr>
             <w:r>
@@ -7829,7 +7805,7 @@
           </w:tcPr>
           <w:p>
             <w:pPr>
-              <w:spacing w:after="0" w:before="0" w:line="240"/>
+              <w:spacing w:after="0" w:before="0" w:line="360"/>
               <w:jc w:val="right"/>
             </w:pPr>
             <w:r>
@@ -7855,7 +7831,7 @@
           </w:tcPr>
           <w:p>
             <w:pPr>
-              <w:spacing w:after="0" w:before="0" w:line="240"/>
+              <w:spacing w:after="0" w:before="0" w:line="360"/>
               <w:jc w:val="right"/>
             </w:pPr>
             <w:r>
@@ -7886,7 +7862,7 @@
           </w:tcPr>
           <w:p>
             <w:pPr>
-              <w:spacing w:after="0" w:before="0" w:line="240"/>
+              <w:spacing w:after="0" w:before="0" w:line="360"/>
               <w:jc w:val="left"/>
             </w:pPr>
             <w:r>
@@ -7912,7 +7888,7 @@
           </w:tcPr>
           <w:p>
             <w:pPr>
-              <w:spacing w:after="0" w:before="0" w:line="240"/>
+              <w:spacing w:after="0" w:before="0" w:line="360"/>
               <w:jc w:val="left"/>
             </w:pPr>
             <w:r>
@@ -7938,7 +7914,7 @@
           </w:tcPr>
           <w:p>
             <w:pPr>
-              <w:spacing w:after="0" w:before="0" w:line="240"/>
+              <w:spacing w:after="0" w:before="0" w:line="360"/>
               <w:jc w:val="right"/>
             </w:pPr>
             <w:r>
@@ -7964,7 +7940,7 @@
           </w:tcPr>
           <w:p>
             <w:pPr>
-              <w:spacing w:after="0" w:before="0" w:line="240"/>
+              <w:spacing w:after="0" w:before="0" w:line="360"/>
               <w:jc w:val="right"/>
             </w:pPr>
             <w:r>
@@ -7990,7 +7966,7 @@
           </w:tcPr>
           <w:p>
             <w:pPr>
-              <w:spacing w:after="0" w:before="0" w:line="240"/>
+              <w:spacing w:after="0" w:before="0" w:line="360"/>
               <w:jc w:val="right"/>
             </w:pPr>
             <w:r>
@@ -8016,7 +7992,7 @@
           </w:tcPr>
           <w:p>
             <w:pPr>
-              <w:spacing w:after="0" w:before="0" w:line="240"/>
+              <w:spacing w:after="0" w:before="0" w:line="360"/>
               <w:jc w:val="right"/>
             </w:pPr>
             <w:r>
@@ -8042,7 +8018,7 @@
           </w:tcPr>
           <w:p>
             <w:pPr>
-              <w:spacing w:after="0" w:before="0" w:line="240"/>
+              <w:spacing w:after="0" w:before="0" w:line="360"/>
               <w:jc w:val="right"/>
             </w:pPr>
             <w:r>
@@ -8068,7 +8044,7 @@
           </w:tcPr>
           <w:p>
             <w:pPr>
-              <w:spacing w:after="0" w:before="0" w:line="240"/>
+              <w:spacing w:after="0" w:before="0" w:line="360"/>
               <w:jc w:val="right"/>
             </w:pPr>
             <w:r>
@@ -8099,7 +8075,7 @@
           </w:tcPr>
           <w:p>
             <w:pPr>
-              <w:spacing w:after="0" w:before="0" w:line="240"/>
+              <w:spacing w:after="0" w:before="0" w:line="360"/>
               <w:jc w:val="left"/>
             </w:pPr>
             <w:r>
@@ -8125,7 +8101,7 @@
           </w:tcPr>
           <w:p>
             <w:pPr>
-              <w:spacing w:after="0" w:before="0" w:line="240"/>
+              <w:spacing w:after="0" w:before="0" w:line="360"/>
               <w:jc w:val="left"/>
             </w:pPr>
             <w:r>
@@ -8151,7 +8127,7 @@
           </w:tcPr>
           <w:p>
             <w:pPr>
-              <w:spacing w:after="0" w:before="0" w:line="240"/>
+              <w:spacing w:after="0" w:before="0" w:line="360"/>
               <w:jc w:val="right"/>
             </w:pPr>
             <w:r>
@@ -8177,7 +8153,7 @@
           </w:tcPr>
           <w:p>
             <w:pPr>
-              <w:spacing w:after="0" w:before="0" w:line="240"/>
+              <w:spacing w:after="0" w:before="0" w:line="360"/>
               <w:jc w:val="right"/>
             </w:pPr>
             <w:r>
@@ -8203,7 +8179,7 @@
           </w:tcPr>
           <w:p>
             <w:pPr>
-              <w:spacing w:after="0" w:before="0" w:line="240"/>
+              <w:spacing w:after="0" w:before="0" w:line="360"/>
               <w:jc w:val="right"/>
             </w:pPr>
             <w:r>
@@ -8229,7 +8205,7 @@
           </w:tcPr>
           <w:p>
             <w:pPr>
-              <w:spacing w:after="0" w:before="0" w:line="240"/>
+              <w:spacing w:after="0" w:before="0" w:line="360"/>
               <w:jc w:val="right"/>
             </w:pPr>
             <w:r>
@@ -8255,7 +8231,7 @@
           </w:tcPr>
           <w:p>
             <w:pPr>
-              <w:spacing w:after="0" w:before="0" w:line="240"/>
+              <w:spacing w:after="0" w:before="0" w:line="360"/>
               <w:jc w:val="right"/>
             </w:pPr>
             <w:r>
@@ -8281,7 +8257,7 @@
           </w:tcPr>
           <w:p>
             <w:pPr>
-              <w:spacing w:after="0" w:before="0" w:line="240"/>
+              <w:spacing w:after="0" w:before="0" w:line="360"/>
               <w:jc w:val="right"/>
             </w:pPr>
             <w:r>
@@ -8312,7 +8288,7 @@
           </w:tcPr>
           <w:p>
             <w:pPr>
-              <w:spacing w:after="0" w:before="0" w:line="240"/>
+              <w:spacing w:after="0" w:before="0" w:line="360"/>
               <w:jc w:val="left"/>
             </w:pPr>
             <w:r>
@@ -8338,7 +8314,7 @@
           </w:tcPr>
           <w:p>
             <w:pPr>
-              <w:spacing w:after="0" w:before="0" w:line="240"/>
+              <w:spacing w:after="0" w:before="0" w:line="360"/>
               <w:jc w:val="left"/>
             </w:pPr>
             <w:r>
@@ -8364,7 +8340,7 @@
           </w:tcPr>
           <w:p>
             <w:pPr>
-              <w:spacing w:after="0" w:before="0" w:line="240"/>
+              <w:spacing w:after="0" w:before="0" w:line="360"/>
               <w:jc w:val="right"/>
             </w:pPr>
             <w:r>
@@ -8390,7 +8366,7 @@
           </w:tcPr>
           <w:p>
             <w:pPr>
-              <w:spacing w:after="0" w:before="0" w:line="240"/>
+              <w:spacing w:after="0" w:before="0" w:line="360"/>
               <w:jc w:val="right"/>
             </w:pPr>
             <w:r>
@@ -8416,7 +8392,7 @@
           </w:tcPr>
           <w:p>
             <w:pPr>
-              <w:spacing w:after="0" w:before="0" w:line="240"/>
+              <w:spacing w:after="0" w:before="0" w:line="360"/>
               <w:jc w:val="right"/>
             </w:pPr>
             <w:r>
@@ -8442,7 +8418,7 @@
           </w:tcPr>
           <w:p>
             <w:pPr>
-              <w:spacing w:after="0" w:before="0" w:line="240"/>
+              <w:spacing w:after="0" w:before="0" w:line="360"/>
               <w:jc w:val="right"/>
             </w:pPr>
             <w:r>
@@ -8468,7 +8444,7 @@
           </w:tcPr>
           <w:p>
             <w:pPr>
-              <w:spacing w:after="0" w:before="0" w:line="240"/>
+              <w:spacing w:after="0" w:before="0" w:line="360"/>
               <w:jc w:val="right"/>
             </w:pPr>
             <w:r>
@@ -8494,7 +8470,7 @@
           </w:tcPr>
           <w:p>
             <w:pPr>
-              <w:spacing w:after="0" w:before="0" w:line="240"/>
+              <w:spacing w:after="0" w:before="0" w:line="360"/>
               <w:jc w:val="right"/>
             </w:pPr>
             <w:r>
@@ -8525,7 +8501,7 @@
           </w:tcPr>
           <w:p>
             <w:pPr>
-              <w:spacing w:after="0" w:before="0" w:line="240"/>
+              <w:spacing w:after="0" w:before="0" w:line="360"/>
               <w:jc w:val="left"/>
             </w:pPr>
             <w:r>
@@ -8551,7 +8527,7 @@
           </w:tcPr>
           <w:p>
             <w:pPr>
-              <w:spacing w:after="0" w:before="0" w:line="240"/>
+              <w:spacing w:after="0" w:before="0" w:line="360"/>
               <w:jc w:val="left"/>
             </w:pPr>
             <w:r>
@@ -8577,7 +8553,7 @@
           </w:tcPr>
           <w:p>
             <w:pPr>
-              <w:spacing w:after="0" w:before="0" w:line="240"/>
+              <w:spacing w:after="0" w:before="0" w:line="360"/>
               <w:jc w:val="right"/>
             </w:pPr>
             <w:r>
@@ -8603,7 +8579,7 @@
           </w:tcPr>
           <w:p>
             <w:pPr>
-              <w:spacing w:after="0" w:before="0" w:line="240"/>
+              <w:spacing w:after="0" w:before="0" w:line="360"/>
               <w:jc w:val="right"/>
             </w:pPr>
             <w:r>
@@ -8629,7 +8605,7 @@
           </w:tcPr>
           <w:p>
             <w:pPr>
-              <w:spacing w:after="0" w:before="0" w:line="240"/>
+              <w:spacing w:after="0" w:before="0" w:line="360"/>
               <w:jc w:val="right"/>
             </w:pPr>
             <w:r>
@@ -8655,7 +8631,7 @@
           </w:tcPr>
           <w:p>
             <w:pPr>
-              <w:spacing w:after="0" w:before="0" w:line="240"/>
+              <w:spacing w:after="0" w:before="0" w:line="360"/>
               <w:jc w:val="right"/>
             </w:pPr>
             <w:r>
@@ -8681,7 +8657,7 @@
           </w:tcPr>
           <w:p>
             <w:pPr>
-              <w:spacing w:after="0" w:before="0" w:line="240"/>
+              <w:spacing w:after="0" w:before="0" w:line="360"/>
               <w:jc w:val="right"/>
             </w:pPr>
             <w:r>
@@ -8707,7 +8683,7 @@
           </w:tcPr>
           <w:p>
             <w:pPr>
-              <w:spacing w:after="0" w:before="0" w:line="240"/>
+              <w:spacing w:after="0" w:before="0" w:line="360"/>
               <w:jc w:val="right"/>
             </w:pPr>
             <w:r>
@@ -8738,7 +8714,7 @@
           </w:tcPr>
           <w:p>
             <w:pPr>
-              <w:spacing w:after="0" w:before="0" w:line="240"/>
+              <w:spacing w:after="0" w:before="0" w:line="360"/>
               <w:jc w:val="left"/>
             </w:pPr>
             <w:r>
@@ -8764,7 +8740,7 @@
           </w:tcPr>
           <w:p>
             <w:pPr>
-              <w:spacing w:after="0" w:before="0" w:line="240"/>
+              <w:spacing w:after="0" w:before="0" w:line="360"/>
               <w:jc w:val="left"/>
             </w:pPr>
             <w:r>
@@ -8790,7 +8766,7 @@
           </w:tcPr>
           <w:p>
             <w:pPr>
-              <w:spacing w:after="0" w:before="0" w:line="240"/>
+              <w:spacing w:after="0" w:before="0" w:line="360"/>
               <w:jc w:val="right"/>
             </w:pPr>
             <w:r>
@@ -8816,7 +8792,7 @@
           </w:tcPr>
           <w:p>
             <w:pPr>
-              <w:spacing w:after="0" w:before="0" w:line="240"/>
+              <w:spacing w:after="0" w:before="0" w:line="360"/>
               <w:jc w:val="right"/>
             </w:pPr>
             <w:r>
@@ -8842,7 +8818,7 @@
           </w:tcPr>
           <w:p>
             <w:pPr>
-              <w:spacing w:after="0" w:before="0" w:line="240"/>
+              <w:spacing w:after="0" w:before="0" w:line="360"/>
               <w:jc w:val="right"/>
             </w:pPr>
             <w:r>
@@ -8868,7 +8844,7 @@
           </w:tcPr>
           <w:p>
             <w:pPr>
-              <w:spacing w:after="0" w:before="0" w:line="240"/>
+              <w:spacing w:after="0" w:before="0" w:line="360"/>
               <w:jc w:val="right"/>
             </w:pPr>
             <w:r>
@@ -8894,7 +8870,7 @@
           </w:tcPr>
           <w:p>
             <w:pPr>
-              <w:spacing w:after="0" w:before="0" w:line="240"/>
+              <w:spacing w:after="0" w:before="0" w:line="360"/>
               <w:jc w:val="right"/>
             </w:pPr>
             <w:r>
@@ -8920,7 +8896,7 @@
           </w:tcPr>
           <w:p>
             <w:pPr>
-              <w:spacing w:after="0" w:before="0" w:line="240"/>
+              <w:spacing w:after="0" w:before="0" w:line="360"/>
               <w:jc w:val="right"/>
             </w:pPr>
             <w:r>
@@ -8951,7 +8927,7 @@
           </w:tcPr>
           <w:p>
             <w:pPr>
-              <w:spacing w:after="0" w:before="0" w:line="240"/>
+              <w:spacing w:after="0" w:before="0" w:line="360"/>
               <w:jc w:val="left"/>
             </w:pPr>
             <w:r>
@@ -8977,7 +8953,7 @@
           </w:tcPr>
           <w:p>
             <w:pPr>
-              <w:spacing w:after="0" w:before="0" w:line="240"/>
+              <w:spacing w:after="0" w:before="0" w:line="360"/>
               <w:jc w:val="left"/>
             </w:pPr>
             <w:r>
@@ -9003,7 +8979,7 @@
           </w:tcPr>
           <w:p>
             <w:pPr>
-              <w:spacing w:after="0" w:before="0" w:line="240"/>
+              <w:spacing w:after="0" w:before="0" w:line="360"/>
               <w:jc w:val="right"/>
             </w:pPr>
             <w:r>
@@ -9029,7 +9005,7 @@
           </w:tcPr>
           <w:p>
             <w:pPr>
-              <w:spacing w:after="0" w:before="0" w:line="240"/>
+              <w:spacing w:after="0" w:before="0" w:line="360"/>
               <w:jc w:val="right"/>
             </w:pPr>
             <w:r>
@@ -9055,7 +9031,7 @@
           </w:tcPr>
           <w:p>
             <w:pPr>
-              <w:spacing w:after="0" w:before="0" w:line="240"/>
+              <w:spacing w:after="0" w:before="0" w:line="360"/>
               <w:jc w:val="right"/>
             </w:pPr>
             <w:r>
@@ -9081,7 +9057,7 @@
           </w:tcPr>
           <w:p>
             <w:pPr>
-              <w:spacing w:after="0" w:before="0" w:line="240"/>
+              <w:spacing w:after="0" w:before="0" w:line="360"/>
               <w:jc w:val="right"/>
             </w:pPr>
             <w:r>
@@ -9107,7 +9083,7 @@
           </w:tcPr>
           <w:p>
             <w:pPr>
-              <w:spacing w:after="0" w:before="0" w:line="240"/>
+              <w:spacing w:after="0" w:before="0" w:line="360"/>
               <w:jc w:val="right"/>
             </w:pPr>
             <w:r>
@@ -9133,7 +9109,7 @@
           </w:tcPr>
           <w:p>
             <w:pPr>
-              <w:spacing w:after="0" w:before="0" w:line="240"/>
+              <w:spacing w:after="0" w:before="0" w:line="360"/>
               <w:jc w:val="right"/>
             </w:pPr>
             <w:r>
@@ -9159,7 +9135,7 @@
     <w:p>
       <w:pPr>
         <w:keepNext/>
-        <w:spacing w:after="60" w:before="120" w:line="276"/>
+        <w:spacing w:after="60" w:before="120" w:line="360"/>
       </w:pPr>
       <w:r>
         <w:rPr>
@@ -9210,7 +9186,7 @@
           </w:tcPr>
           <w:p>
             <w:pPr>
-              <w:spacing w:after="0" w:before="0" w:line="240"/>
+              <w:spacing w:after="0" w:before="0" w:line="360"/>
               <w:jc w:val="left"/>
             </w:pPr>
             <w:r>
@@ -9241,7 +9217,7 @@
           </w:tcPr>
           <w:p>
             <w:pPr>
-              <w:spacing w:after="0" w:before="0" w:line="240"/>
+              <w:spacing w:after="0" w:before="0" w:line="360"/>
               <w:jc w:val="left"/>
             </w:pPr>
             <w:r>
@@ -9272,7 +9248,7 @@
           </w:tcPr>
           <w:p>
             <w:pPr>
-              <w:spacing w:after="0" w:before="0" w:line="240"/>
+              <w:spacing w:after="0" w:before="0" w:line="360"/>
               <w:jc w:val="left"/>
             </w:pPr>
             <w:r>
@@ -9303,7 +9279,7 @@
           </w:tcPr>
           <w:p>
             <w:pPr>
-              <w:spacing w:after="0" w:before="0" w:line="240"/>
+              <w:spacing w:after="0" w:before="0" w:line="360"/>
               <w:jc w:val="left"/>
             </w:pPr>
             <w:r>
@@ -9338,7 +9314,7 @@
           </w:tcPr>
           <w:p>
             <w:pPr>
-              <w:spacing w:after="0" w:before="0" w:line="240"/>
+              <w:spacing w:after="0" w:before="0" w:line="360"/>
               <w:jc w:val="left"/>
             </w:pPr>
             <w:r>
@@ -9364,7 +9340,7 @@
           </w:tcPr>
           <w:p>
             <w:pPr>
-              <w:spacing w:after="0" w:before="0" w:line="240"/>
+              <w:spacing w:after="0" w:before="0" w:line="360"/>
               <w:jc w:val="right"/>
             </w:pPr>
             <w:r>
@@ -9390,7 +9366,7 @@
           </w:tcPr>
           <w:p>
             <w:pPr>
-              <w:spacing w:after="0" w:before="0" w:line="240"/>
+              <w:spacing w:after="0" w:before="0" w:line="360"/>
               <w:jc w:val="right"/>
             </w:pPr>
             <w:r>
@@ -9416,7 +9392,7 @@
           </w:tcPr>
           <w:p>
             <w:pPr>
-              <w:spacing w:after="0" w:before="0" w:line="240"/>
+              <w:spacing w:after="0" w:before="0" w:line="360"/>
               <w:jc w:val="right"/>
             </w:pPr>
             <w:r>
@@ -9447,7 +9423,7 @@
           </w:tcPr>
           <w:p>
             <w:pPr>
-              <w:spacing w:after="0" w:before="0" w:line="240"/>
+              <w:spacing w:after="0" w:before="0" w:line="360"/>
               <w:jc w:val="left"/>
             </w:pPr>
             <w:r>
@@ -9473,7 +9449,7 @@
           </w:tcPr>
           <w:p>
             <w:pPr>
-              <w:spacing w:after="0" w:before="0" w:line="240"/>
+              <w:spacing w:after="0" w:before="0" w:line="360"/>
               <w:jc w:val="right"/>
             </w:pPr>
             <w:r>
@@ -9499,7 +9475,7 @@
           </w:tcPr>
           <w:p>
             <w:pPr>
-              <w:spacing w:after="0" w:before="0" w:line="240"/>
+              <w:spacing w:after="0" w:before="0" w:line="360"/>
               <w:jc w:val="right"/>
             </w:pPr>
             <w:r>
@@ -9525,7 +9501,7 @@
           </w:tcPr>
           <w:p>
             <w:pPr>
-              <w:spacing w:after="0" w:before="0" w:line="240"/>
+              <w:spacing w:after="0" w:before="0" w:line="360"/>
               <w:jc w:val="right"/>
             </w:pPr>
             <w:r>
@@ -9556,7 +9532,7 @@
           </w:tcPr>
           <w:p>
             <w:pPr>
-              <w:spacing w:after="0" w:before="0" w:line="240"/>
+              <w:spacing w:after="0" w:before="0" w:line="360"/>
               <w:jc w:val="left"/>
             </w:pPr>
             <w:r>
@@ -9582,7 +9558,7 @@
           </w:tcPr>
           <w:p>
             <w:pPr>
-              <w:spacing w:after="0" w:before="0" w:line="240"/>
+              <w:spacing w:after="0" w:before="0" w:line="360"/>
               <w:jc w:val="right"/>
             </w:pPr>
             <w:r>
@@ -9608,7 +9584,7 @@
           </w:tcPr>
           <w:p>
             <w:pPr>
-              <w:spacing w:after="0" w:before="0" w:line="240"/>
+              <w:spacing w:after="0" w:before="0" w:line="360"/>
               <w:jc w:val="right"/>
             </w:pPr>
             <w:r>
@@ -9634,7 +9610,7 @@
           </w:tcPr>
           <w:p>
             <w:pPr>
-              <w:spacing w:after="0" w:before="0" w:line="240"/>
+              <w:spacing w:after="0" w:before="0" w:line="360"/>
               <w:jc w:val="right"/>
             </w:pPr>
             <w:r>
@@ -9665,7 +9641,7 @@
           </w:tcPr>
           <w:p>
             <w:pPr>
-              <w:spacing w:after="0" w:before="0" w:line="240"/>
+              <w:spacing w:after="0" w:before="0" w:line="360"/>
               <w:jc w:val="left"/>
             </w:pPr>
             <w:r>
@@ -9691,7 +9667,7 @@
           </w:tcPr>
           <w:p>
             <w:pPr>
-              <w:spacing w:after="0" w:before="0" w:line="240"/>
+              <w:spacing w:after="0" w:before="0" w:line="360"/>
               <w:jc w:val="right"/>
             </w:pPr>
             <w:r>
@@ -9717,7 +9693,7 @@
           </w:tcPr>
           <w:p>
             <w:pPr>
-              <w:spacing w:after="0" w:before="0" w:line="240"/>
+              <w:spacing w:after="0" w:before="0" w:line="360"/>
               <w:jc w:val="right"/>
             </w:pPr>
             <w:r>
@@ -9743,7 +9719,7 @@
           </w:tcPr>
           <w:p>
             <w:pPr>
-              <w:spacing w:after="0" w:before="0" w:line="240"/>
+              <w:spacing w:after="0" w:before="0" w:line="360"/>
               <w:jc w:val="right"/>
             </w:pPr>
             <w:r>
@@ -9774,7 +9750,7 @@
           </w:tcPr>
           <w:p>
             <w:pPr>
-              <w:spacing w:after="0" w:before="0" w:line="240"/>
+              <w:spacing w:after="0" w:before="0" w:line="360"/>
               <w:jc w:val="left"/>
             </w:pPr>
             <w:r>
@@ -9800,7 +9776,7 @@
           </w:tcPr>
           <w:p>
             <w:pPr>
-              <w:spacing w:after="0" w:before="0" w:line="240"/>
+              <w:spacing w:after="0" w:before="0" w:line="360"/>
               <w:jc w:val="right"/>
             </w:pPr>
             <w:r>
@@ -9826,7 +9802,7 @@
           </w:tcPr>
           <w:p>
             <w:pPr>
-              <w:spacing w:after="0" w:before="0" w:line="240"/>
+              <w:spacing w:after="0" w:before="0" w:line="360"/>
               <w:jc w:val="right"/>
             </w:pPr>
             <w:r>
@@ -9852,7 +9828,7 @@
           </w:tcPr>
           <w:p>
             <w:pPr>
-              <w:spacing w:after="0" w:before="0" w:line="240"/>
+              <w:spacing w:after="0" w:before="0" w:line="360"/>
               <w:jc w:val="right"/>
             </w:pPr>
             <w:r>
@@ -9883,7 +9859,7 @@
           </w:tcPr>
           <w:p>
             <w:pPr>
-              <w:spacing w:after="0" w:before="0" w:line="240"/>
+              <w:spacing w:after="0" w:before="0" w:line="360"/>
               <w:jc w:val="left"/>
             </w:pPr>
             <w:r>
@@ -9909,7 +9885,7 @@
           </w:tcPr>
           <w:p>
             <w:pPr>
-              <w:spacing w:after="0" w:before="0" w:line="240"/>
+              <w:spacing w:after="0" w:before="0" w:line="360"/>
               <w:jc w:val="right"/>
             </w:pPr>
             <w:r>
@@ -9935,7 +9911,7 @@
           </w:tcPr>
           <w:p>
             <w:pPr>
-              <w:spacing w:after="0" w:before="0" w:line="240"/>
+              <w:spacing w:after="0" w:before="0" w:line="360"/>
               <w:jc w:val="right"/>
             </w:pPr>
             <w:r>
@@ -9961,7 +9937,7 @@
           </w:tcPr>
           <w:p>
             <w:pPr>
-              <w:spacing w:after="0" w:before="0" w:line="240"/>
+              <w:spacing w:after="0" w:before="0" w:line="360"/>
               <w:jc w:val="right"/>
             </w:pPr>
             <w:r>
@@ -9979,7 +9955,7 @@
     <w:p>
       <w:pPr>
         <w:keepNext/>
-        <w:spacing w:after="60" w:before="120" w:line="276"/>
+        <w:spacing w:after="60" w:before="120" w:line="360"/>
       </w:pPr>
       <w:r>
         <w:rPr>
@@ -10032,7 +10008,7 @@
           </w:tcPr>
           <w:p>
             <w:pPr>
-              <w:spacing w:after="0" w:before="0" w:line="240"/>
+              <w:spacing w:after="0" w:before="0" w:line="360"/>
               <w:jc w:val="left"/>
             </w:pPr>
             <w:r>
@@ -10063,7 +10039,7 @@
           </w:tcPr>
           <w:p>
             <w:pPr>
-              <w:spacing w:after="0" w:before="0" w:line="240"/>
+              <w:spacing w:after="0" w:before="0" w:line="360"/>
               <w:jc w:val="left"/>
             </w:pPr>
             <w:r>
@@ -10094,7 +10070,7 @@
           </w:tcPr>
           <w:p>
             <w:pPr>
-              <w:spacing w:after="0" w:before="0" w:line="240"/>
+              <w:spacing w:after="0" w:before="0" w:line="360"/>
               <w:jc w:val="left"/>
             </w:pPr>
             <w:r>
@@ -10125,7 +10101,7 @@
           </w:tcPr>
           <w:p>
             <w:pPr>
-              <w:spacing w:after="0" w:before="0" w:line="240"/>
+              <w:spacing w:after="0" w:before="0" w:line="360"/>
               <w:jc w:val="left"/>
             </w:pPr>
             <w:r>
@@ -10156,7 +10132,7 @@
           </w:tcPr>
           <w:p>
             <w:pPr>
-              <w:spacing w:after="0" w:before="0" w:line="240"/>
+              <w:spacing w:after="0" w:before="0" w:line="360"/>
               <w:jc w:val="left"/>
             </w:pPr>
             <w:r>
@@ -10187,7 +10163,7 @@
           </w:tcPr>
           <w:p>
             <w:pPr>
-              <w:spacing w:after="0" w:before="0" w:line="240"/>
+              <w:spacing w:after="0" w:before="0" w:line="360"/>
               <w:jc w:val="left"/>
             </w:pPr>
             <w:r>
@@ -10222,7 +10198,7 @@
           </w:tcPr>
           <w:p>
             <w:pPr>
-              <w:spacing w:after="0" w:before="0" w:line="240"/>
+              <w:spacing w:after="0" w:before="0" w:line="360"/>
               <w:jc w:val="left"/>
             </w:pPr>
             <w:r>
@@ -10248,7 +10224,7 @@
           </w:tcPr>
           <w:p>
             <w:pPr>
-              <w:spacing w:after="0" w:before="0" w:line="240"/>
+              <w:spacing w:after="0" w:before="0" w:line="360"/>
               <w:jc w:val="right"/>
             </w:pPr>
             <w:r>
@@ -10274,7 +10250,7 @@
           </w:tcPr>
           <w:p>
             <w:pPr>
-              <w:spacing w:after="0" w:before="0" w:line="240"/>
+              <w:spacing w:after="0" w:before="0" w:line="360"/>
               <w:jc w:val="right"/>
             </w:pPr>
             <w:r>
@@ -10300,7 +10276,7 @@
           </w:tcPr>
           <w:p>
             <w:pPr>
-              <w:spacing w:after="0" w:before="0" w:line="240"/>
+              <w:spacing w:after="0" w:before="0" w:line="360"/>
               <w:jc w:val="right"/>
             </w:pPr>
             <w:r>
@@ -10326,7 +10302,7 @@
           </w:tcPr>
           <w:p>
             <w:pPr>
-              <w:spacing w:after="0" w:before="0" w:line="240"/>
+              <w:spacing w:after="0" w:before="0" w:line="360"/>
               <w:jc w:val="right"/>
             </w:pPr>
             <w:r>
@@ -10352,7 +10328,7 @@
           </w:tcPr>
           <w:p>
             <w:pPr>
-              <w:spacing w:after="0" w:before="0" w:line="240"/>
+              <w:spacing w:after="0" w:before="0" w:line="360"/>
               <w:jc w:val="right"/>
             </w:pPr>
             <w:r>
@@ -10383,7 +10359,7 @@
           </w:tcPr>
           <w:p>
             <w:pPr>
-              <w:spacing w:after="0" w:before="0" w:line="240"/>
+              <w:spacing w:after="0" w:before="0" w:line="360"/>
               <w:jc w:val="left"/>
             </w:pPr>
             <w:r>
@@ -10409,7 +10385,7 @@
           </w:tcPr>
           <w:p>
             <w:pPr>
-              <w:spacing w:after="0" w:before="0" w:line="240"/>
+              <w:spacing w:after="0" w:before="0" w:line="360"/>
               <w:jc w:val="right"/>
             </w:pPr>
             <w:r>
@@ -10435,7 +10411,7 @@
           </w:tcPr>
           <w:p>
             <w:pPr>
-              <w:spacing w:after="0" w:before="0" w:line="240"/>
+              <w:spacing w:after="0" w:before="0" w:line="360"/>
               <w:jc w:val="right"/>
             </w:pPr>
             <w:r>
@@ -10461,7 +10437,7 @@
           </w:tcPr>
           <w:p>
             <w:pPr>
-              <w:spacing w:after="0" w:before="0" w:line="240"/>
+              <w:spacing w:after="0" w:before="0" w:line="360"/>
               <w:jc w:val="right"/>
             </w:pPr>
             <w:r>
@@ -10487,7 +10463,7 @@
           </w:tcPr>
           <w:p>
             <w:pPr>
-              <w:spacing w:after="0" w:before="0" w:line="240"/>
+              <w:spacing w:after="0" w:before="0" w:line="360"/>
               <w:jc w:val="right"/>
             </w:pPr>
             <w:r>
@@ -10513,7 +10489,7 @@
           </w:tcPr>
           <w:p>
             <w:pPr>
-              <w:spacing w:after="0" w:before="0" w:line="240"/>
+              <w:spacing w:after="0" w:before="0" w:line="360"/>
               <w:jc w:val="right"/>
             </w:pPr>
             <w:r>
@@ -10544,7 +10520,7 @@
           </w:tcPr>
           <w:p>
             <w:pPr>
-              <w:spacing w:after="0" w:before="0" w:line="240"/>
+              <w:spacing w:after="0" w:before="0" w:line="360"/>
               <w:jc w:val="left"/>
             </w:pPr>
             <w:r>
@@ -10570,7 +10546,7 @@
           </w:tcPr>
           <w:p>
             <w:pPr>
-              <w:spacing w:after="0" w:before="0" w:line="240"/>
+              <w:spacing w:after="0" w:before="0" w:line="360"/>
               <w:jc w:val="right"/>
             </w:pPr>
             <w:r>
@@ -10596,7 +10572,7 @@
           </w:tcPr>
           <w:p>
             <w:pPr>
-              <w:spacing w:after="0" w:before="0" w:line="240"/>
+              <w:spacing w:after="0" w:before="0" w:line="360"/>
               <w:jc w:val="right"/>
             </w:pPr>
             <w:r>
@@ -10622,7 +10598,7 @@
           </w:tcPr>
           <w:p>
             <w:pPr>
-              <w:spacing w:after="0" w:before="0" w:line="240"/>
+              <w:spacing w:after="0" w:before="0" w:line="360"/>
               <w:jc w:val="right"/>
             </w:pPr>
             <w:r>
@@ -10648,7 +10624,7 @@
           </w:tcPr>
           <w:p>
             <w:pPr>
-              <w:spacing w:after="0" w:before="0" w:line="240"/>
+              <w:spacing w:after="0" w:before="0" w:line="360"/>
               <w:jc w:val="right"/>
             </w:pPr>
             <w:r>
@@ -10674,7 +10650,7 @@
           </w:tcPr>
           <w:p>
             <w:pPr>
-              <w:spacing w:after="0" w:before="0" w:line="240"/>
+              <w:spacing w:after="0" w:before="0" w:line="360"/>
               <w:jc w:val="right"/>
             </w:pPr>
             <w:r>
@@ -10705,7 +10681,7 @@
           </w:tcPr>
           <w:p>
             <w:pPr>
-              <w:spacing w:after="0" w:before="0" w:line="240"/>
+              <w:spacing w:after="0" w:before="0" w:line="360"/>
               <w:jc w:val="left"/>
             </w:pPr>
             <w:r>
@@ -10731,7 +10707,7 @@
           </w:tcPr>
           <w:p>
             <w:pPr>
-              <w:spacing w:after="0" w:before="0" w:line="240"/>
+              <w:spacing w:after="0" w:before="0" w:line="360"/>
               <w:jc w:val="right"/>
             </w:pPr>
             <w:r>
@@ -10757,7 +10733,7 @@
           </w:tcPr>
           <w:p>
             <w:pPr>
-              <w:spacing w:after="0" w:before="0" w:line="240"/>
+              <w:spacing w:after="0" w:before="0" w:line="360"/>
               <w:jc w:val="right"/>
             </w:pPr>
             <w:r>
@@ -10783,7 +10759,7 @@
           </w:tcPr>
           <w:p>
             <w:pPr>
-              <w:spacing w:after="0" w:before="0" w:line="240"/>
+              <w:spacing w:after="0" w:before="0" w:line="360"/>
               <w:jc w:val="right"/>
             </w:pPr>
             <w:r>
@@ -10809,7 +10785,7 @@
           </w:tcPr>
           <w:p>
             <w:pPr>
-              <w:spacing w:after="0" w:before="0" w:line="240"/>
+              <w:spacing w:after="0" w:before="0" w:line="360"/>
               <w:jc w:val="right"/>
             </w:pPr>
             <w:r>
@@ -10835,7 +10811,7 @@
           </w:tcPr>
           <w:p>
             <w:pPr>
-              <w:spacing w:after="0" w:before="0" w:line="240"/>
+              <w:spacing w:after="0" w:before="0" w:line="360"/>
               <w:jc w:val="right"/>
             </w:pPr>
             <w:r>
@@ -10866,7 +10842,7 @@
           </w:tcPr>
           <w:p>
             <w:pPr>
-              <w:spacing w:after="0" w:before="0" w:line="240"/>
+              <w:spacing w:after="0" w:before="0" w:line="360"/>
               <w:jc w:val="left"/>
             </w:pPr>
             <w:r>
@@ -10892,7 +10868,7 @@
           </w:tcPr>
           <w:p>
             <w:pPr>
-              <w:spacing w:after="0" w:before="0" w:line="240"/>
+              <w:spacing w:after="0" w:before="0" w:line="360"/>
               <w:jc w:val="right"/>
             </w:pPr>
             <w:r>
@@ -10918,7 +10894,7 @@
           </w:tcPr>
           <w:p>
             <w:pPr>
-              <w:spacing w:after="0" w:before="0" w:line="240"/>
+              <w:spacing w:after="0" w:before="0" w:line="360"/>
               <w:jc w:val="right"/>
             </w:pPr>
             <w:r>
@@ -10944,7 +10920,7 @@
           </w:tcPr>
           <w:p>
             <w:pPr>
-              <w:spacing w:after="0" w:before="0" w:line="240"/>
+              <w:spacing w:after="0" w:before="0" w:line="360"/>
               <w:jc w:val="right"/>
             </w:pPr>
             <w:r>
@@ -10970,7 +10946,7 @@
           </w:tcPr>
           <w:p>
             <w:pPr>
-              <w:spacing w:after="0" w:before="0" w:line="240"/>
+              <w:spacing w:after="0" w:before="0" w:line="360"/>
               <w:jc w:val="right"/>
             </w:pPr>
             <w:r>
@@ -10996,7 +10972,7 @@
           </w:tcPr>
           <w:p>
             <w:pPr>
-              <w:spacing w:after="0" w:before="0" w:line="240"/>
+              <w:spacing w:after="0" w:before="0" w:line="360"/>
               <w:jc w:val="right"/>
             </w:pPr>
             <w:r>
@@ -11084,7 +11060,7 @@
     </w:p>
     <w:p>
       <w:pPr>
-        <w:spacing w:after="200" w:before="60" w:line="276"/>
+        <w:spacing w:after="200" w:before="60" w:line="360"/>
         <w:jc w:val="center"/>
       </w:pPr>
       <w:r>
@@ -11129,10 +11105,10 @@
           <w:b/>
           <w:bCs/>
         </w:rPr>
-        <w:t xml:space="preserve">Shop and brand history generalise.</w:t>
+        <w:t xml:space="preserve">Shop and brand history are broader signals.</w:t>
       </w:r>
       <w:r>
-        <w:t xml:space="preserve"> Shop scores 0.171 at 7.2% coverage and brand 0.120 at 22.7% coverage. Attribute-level evidence extends personalisation to products the shopper has never interacted with, which matters because 56.5% of candidates are cold.</w:t>
+        <w:t xml:space="preserve"> Shop scores 0.171 at 7.2% coverage and brand 0.120 at 22.7% coverage. Attribute-level evidence can also reach products the shopper has never interacted with (part of the signal still comes from exact repeats), which matters because 56.5% of candidates are cold.</w:t>
       </w:r>
     </w:p>
     <w:p>
@@ -11152,7 +11128,7 @@
         <w:t xml:space="preserve">Hard-filtering history by the query hurts.</w:t>
       </w:r>
       <w:r>
-        <w:t xml:space="preserve"> Restricting same-product evidence to past actions whose query overlaps the current one lowers NDCG@10 from 0.181 to 0.132 (95% interval of the drop: 0.044 to 0.055). History should be weighted, not discarded, which motivates comparing query-aware soft weighting with using all history.</w:t>
+        <w:t xml:space="preserve"> Restricting same-product evidence to past actions whose query overlaps the current one lowers NDCG@10 from 0.181 to 0.132 (95% interval of the drop: 0.044 to 0.055). A hard filter discards useful evidence, including all query-less history, which has no query to overlap; this motivates comparing query-aware soft weighting with using all history.</w:t>
       </w:r>
     </w:p>
     <w:p>
@@ -11488,7 +11464,7 @@
         <w:t xml:space="preserve">Controlled comparisons:</w:t>
       </w:r>
       <w:r>
-        <w:t xml:space="preserve"> all history versus hard filtering versus query-aware soft weighting, plus recency and action-type weights, reported separately for cold and warm candidates and for short and long histories.</w:t>
+        <w:t xml:space="preserve"> no history versus all history versus hard filtering versus query-aware soft weighting, plus recency and action-type weights, reported separately for cold and warm candidates and for short and long histories. The no-history model (query–product match, candidate metadata, training-set popularity) is the reference that isolates what personalisation adds.</w:t>
       </w:r>
     </w:p>
     <w:p>
@@ -11593,7 +11569,7 @@
           </w:tcPr>
           <w:p>
             <w:pPr>
-              <w:spacing w:after="0" w:before="0" w:line="240"/>
+              <w:spacing w:after="0" w:before="0" w:line="360"/>
               <w:jc w:val="left"/>
             </w:pPr>
             <w:r>
@@ -11624,7 +11600,7 @@
           </w:tcPr>
           <w:p>
             <w:pPr>
-              <w:spacing w:after="0" w:before="0" w:line="240"/>
+              <w:spacing w:after="0" w:before="0" w:line="360"/>
               <w:jc w:val="left"/>
             </w:pPr>
             <w:r>
@@ -11655,7 +11631,7 @@
           </w:tcPr>
           <w:p>
             <w:pPr>
-              <w:spacing w:after="0" w:before="0" w:line="240"/>
+              <w:spacing w:after="0" w:before="0" w:line="360"/>
               <w:jc w:val="left"/>
             </w:pPr>
             <w:r>
@@ -11686,7 +11662,7 @@
           </w:tcPr>
           <w:p>
             <w:pPr>
-              <w:spacing w:after="0" w:before="0" w:line="240"/>
+              <w:spacing w:after="0" w:before="0" w:line="360"/>
               <w:jc w:val="left"/>
             </w:pPr>
             <w:r>
@@ -11721,7 +11697,7 @@
           </w:tcPr>
           <w:p>
             <w:pPr>
-              <w:spacing w:after="0" w:before="0" w:line="240"/>
+              <w:spacing w:after="0" w:before="0" w:line="360"/>
               <w:jc w:val="left"/>
             </w:pPr>
             <w:r>
@@ -11747,7 +11723,7 @@
           </w:tcPr>
           <w:p>
             <w:pPr>
-              <w:spacing w:after="0" w:before="0" w:line="240"/>
+              <w:spacing w:after="0" w:before="0" w:line="360"/>
               <w:jc w:val="left"/>
             </w:pPr>
             <w:r>
@@ -11773,7 +11749,7 @@
           </w:tcPr>
           <w:p>
             <w:pPr>
-              <w:spacing w:after="0" w:before="0" w:line="240"/>
+              <w:spacing w:after="0" w:before="0" w:line="360"/>
               <w:jc w:val="left"/>
             </w:pPr>
             <w:r>
@@ -11799,7 +11775,7 @@
           </w:tcPr>
           <w:p>
             <w:pPr>
-              <w:spacing w:after="0" w:before="0" w:line="240"/>
+              <w:spacing w:after="0" w:before="0" w:line="360"/>
               <w:jc w:val="left"/>
             </w:pPr>
             <w:r>
@@ -11830,7 +11806,7 @@
           </w:tcPr>
           <w:p>
             <w:pPr>
-              <w:spacing w:after="0" w:before="0" w:line="240"/>
+              <w:spacing w:after="0" w:before="0" w:line="360"/>
               <w:jc w:val="left"/>
             </w:pPr>
             <w:r>
@@ -11856,7 +11832,7 @@
           </w:tcPr>
           <w:p>
             <w:pPr>
-              <w:spacing w:after="0" w:before="0" w:line="240"/>
+              <w:spacing w:after="0" w:before="0" w:line="360"/>
               <w:jc w:val="left"/>
             </w:pPr>
             <w:r>
@@ -11882,7 +11858,7 @@
           </w:tcPr>
           <w:p>
             <w:pPr>
-              <w:spacing w:after="0" w:before="0" w:line="240"/>
+              <w:spacing w:after="0" w:before="0" w:line="360"/>
               <w:jc w:val="left"/>
             </w:pPr>
             <w:r>
@@ -11908,7 +11884,7 @@
           </w:tcPr>
           <w:p>
             <w:pPr>
-              <w:spacing w:after="0" w:before="0" w:line="240"/>
+              <w:spacing w:after="0" w:before="0" w:line="360"/>
               <w:jc w:val="left"/>
             </w:pPr>
             <w:r>
@@ -11939,7 +11915,7 @@
           </w:tcPr>
           <w:p>
             <w:pPr>
-              <w:spacing w:after="0" w:before="0" w:line="240"/>
+              <w:spacing w:after="0" w:before="0" w:line="360"/>
               <w:jc w:val="left"/>
             </w:pPr>
             <w:r>
@@ -11965,7 +11941,7 @@
           </w:tcPr>
           <w:p>
             <w:pPr>
-              <w:spacing w:after="0" w:before="0" w:line="240"/>
+              <w:spacing w:after="0" w:before="0" w:line="360"/>
               <w:jc w:val="left"/>
             </w:pPr>
             <w:r>
@@ -11991,7 +11967,7 @@
           </w:tcPr>
           <w:p>
             <w:pPr>
-              <w:spacing w:after="0" w:before="0" w:line="240"/>
+              <w:spacing w:after="0" w:before="0" w:line="360"/>
               <w:jc w:val="left"/>
             </w:pPr>
             <w:r>
@@ -12017,7 +11993,7 @@
           </w:tcPr>
           <w:p>
             <w:pPr>
-              <w:spacing w:after="0" w:before="0" w:line="240"/>
+              <w:spacing w:after="0" w:before="0" w:line="360"/>
               <w:jc w:val="left"/>
             </w:pPr>
             <w:r>
@@ -12048,7 +12024,7 @@
           </w:tcPr>
           <w:p>
             <w:pPr>
-              <w:spacing w:after="0" w:before="0" w:line="240"/>
+              <w:spacing w:after="0" w:before="0" w:line="360"/>
               <w:jc w:val="left"/>
             </w:pPr>
             <w:r>
@@ -12074,7 +12050,7 @@
           </w:tcPr>
           <w:p>
             <w:pPr>
-              <w:spacing w:after="0" w:before="0" w:line="240"/>
+              <w:spacing w:after="0" w:before="0" w:line="360"/>
               <w:jc w:val="left"/>
             </w:pPr>
             <w:r>
@@ -12100,7 +12076,7 @@
           </w:tcPr>
           <w:p>
             <w:pPr>
-              <w:spacing w:after="0" w:before="0" w:line="240"/>
+              <w:spacing w:after="0" w:before="0" w:line="360"/>
               <w:jc w:val="left"/>
             </w:pPr>
             <w:r>
@@ -12126,7 +12102,7 @@
           </w:tcPr>
           <w:p>
             <w:pPr>
-              <w:spacing w:after="0" w:before="0" w:line="240"/>
+              <w:spacing w:after="0" w:before="0" w:line="360"/>
               <w:jc w:val="left"/>
             </w:pPr>
             <w:r>
@@ -12157,7 +12133,7 @@
           </w:tcPr>
           <w:p>
             <w:pPr>
-              <w:spacing w:after="0" w:before="0" w:line="240"/>
+              <w:spacing w:after="0" w:before="0" w:line="360"/>
               <w:jc w:val="left"/>
             </w:pPr>
             <w:r>
@@ -12183,7 +12159,7 @@
           </w:tcPr>
           <w:p>
             <w:pPr>
-              <w:spacing w:after="0" w:before="0" w:line="240"/>
+              <w:spacing w:after="0" w:before="0" w:line="360"/>
               <w:jc w:val="left"/>
             </w:pPr>
             <w:r>
@@ -12209,7 +12185,7 @@
           </w:tcPr>
           <w:p>
             <w:pPr>
-              <w:spacing w:after="0" w:before="0" w:line="240"/>
+              <w:spacing w:after="0" w:before="0" w:line="360"/>
               <w:jc w:val="left"/>
             </w:pPr>
             <w:r>
@@ -12235,7 +12211,7 @@
           </w:tcPr>
           <w:p>
             <w:pPr>
-              <w:spacing w:after="0" w:before="0" w:line="240"/>
+              <w:spacing w:after="0" w:before="0" w:line="360"/>
               <w:jc w:val="left"/>
             </w:pPr>
             <w:r>
@@ -12266,7 +12242,7 @@
           </w:tcPr>
           <w:p>
             <w:pPr>
-              <w:spacing w:after="0" w:before="0" w:line="240"/>
+              <w:spacing w:after="0" w:before="0" w:line="360"/>
               <w:jc w:val="left"/>
             </w:pPr>
             <w:r>
@@ -12292,7 +12268,7 @@
           </w:tcPr>
           <w:p>
             <w:pPr>
-              <w:spacing w:after="0" w:before="0" w:line="240"/>
+              <w:spacing w:after="0" w:before="0" w:line="360"/>
               <w:jc w:val="left"/>
             </w:pPr>
             <w:r>
@@ -12318,7 +12294,7 @@
           </w:tcPr>
           <w:p>
             <w:pPr>
-              <w:spacing w:after="0" w:before="0" w:line="240"/>
+              <w:spacing w:after="0" w:before="0" w:line="360"/>
               <w:jc w:val="left"/>
             </w:pPr>
             <w:r>
@@ -12344,7 +12320,7 @@
           </w:tcPr>
           <w:p>
             <w:pPr>
-              <w:spacing w:after="0" w:before="0" w:line="240"/>
+              <w:spacing w:after="0" w:before="0" w:line="360"/>
               <w:jc w:val="left"/>
             </w:pPr>
             <w:r>
@@ -12375,7 +12351,7 @@
           </w:tcPr>
           <w:p>
             <w:pPr>
-              <w:spacing w:after="0" w:before="0" w:line="240"/>
+              <w:spacing w:after="0" w:before="0" w:line="360"/>
               <w:jc w:val="left"/>
             </w:pPr>
             <w:r>
@@ -12401,7 +12377,7 @@
           </w:tcPr>
           <w:p>
             <w:pPr>
-              <w:spacing w:after="0" w:before="0" w:line="240"/>
+              <w:spacing w:after="0" w:before="0" w:line="360"/>
               <w:jc w:val="left"/>
             </w:pPr>
             <w:r>
@@ -12427,7 +12403,7 @@
           </w:tcPr>
           <w:p>
             <w:pPr>
-              <w:spacing w:after="0" w:before="0" w:line="240"/>
+              <w:spacing w:after="0" w:before="0" w:line="360"/>
               <w:jc w:val="left"/>
             </w:pPr>
             <w:r>
@@ -12453,7 +12429,7 @@
           </w:tcPr>
           <w:p>
             <w:pPr>
-              <w:spacing w:after="0" w:before="0" w:line="240"/>
+              <w:spacing w:after="0" w:before="0" w:line="360"/>
               <w:jc w:val="left"/>
             </w:pPr>
             <w:r>
@@ -12484,7 +12460,7 @@
           </w:tcPr>
           <w:p>
             <w:pPr>
-              <w:spacing w:after="0" w:before="0" w:line="240"/>
+              <w:spacing w:after="0" w:before="0" w:line="360"/>
               <w:jc w:val="left"/>
             </w:pPr>
             <w:r>
@@ -12510,7 +12486,7 @@
           </w:tcPr>
           <w:p>
             <w:pPr>
-              <w:spacing w:after="0" w:before="0" w:line="240"/>
+              <w:spacing w:after="0" w:before="0" w:line="360"/>
               <w:jc w:val="left"/>
             </w:pPr>
             <w:r>
@@ -12536,7 +12512,7 @@
           </w:tcPr>
           <w:p>
             <w:pPr>
-              <w:spacing w:after="0" w:before="0" w:line="240"/>
+              <w:spacing w:after="0" w:before="0" w:line="360"/>
               <w:jc w:val="left"/>
             </w:pPr>
             <w:r>
@@ -12562,7 +12538,7 @@
           </w:tcPr>
           <w:p>
             <w:pPr>
-              <w:spacing w:after="0" w:before="0" w:line="240"/>
+              <w:spacing w:after="0" w:before="0" w:line="360"/>
               <w:jc w:val="left"/>
             </w:pPr>
             <w:r>
@@ -12593,7 +12569,7 @@
           </w:tcPr>
           <w:p>
             <w:pPr>
-              <w:spacing w:after="0" w:before="0" w:line="240"/>
+              <w:spacing w:after="0" w:before="0" w:line="360"/>
               <w:jc w:val="left"/>
             </w:pPr>
             <w:r>
@@ -12619,7 +12595,7 @@
           </w:tcPr>
           <w:p>
             <w:pPr>
-              <w:spacing w:after="0" w:before="0" w:line="240"/>
+              <w:spacing w:after="0" w:before="0" w:line="360"/>
               <w:jc w:val="left"/>
             </w:pPr>
             <w:r>
@@ -12645,7 +12621,7 @@
           </w:tcPr>
           <w:p>
             <w:pPr>
-              <w:spacing w:after="0" w:before="0" w:line="240"/>
+              <w:spacing w:after="0" w:before="0" w:line="360"/>
               <w:jc w:val="left"/>
             </w:pPr>
             <w:r>
@@ -12671,7 +12647,7 @@
           </w:tcPr>
           <w:p>
             <w:pPr>
-              <w:spacing w:after="0" w:before="0" w:line="240"/>
+              <w:spacing w:after="0" w:before="0" w:line="360"/>
               <w:jc w:val="left"/>
             </w:pPr>
             <w:r>
@@ -12702,7 +12678,7 @@
           </w:tcPr>
           <w:p>
             <w:pPr>
-              <w:spacing w:after="0" w:before="0" w:line="240"/>
+              <w:spacing w:after="0" w:before="0" w:line="360"/>
               <w:jc w:val="left"/>
             </w:pPr>
             <w:r>
@@ -12728,7 +12704,7 @@
           </w:tcPr>
           <w:p>
             <w:pPr>
-              <w:spacing w:after="0" w:before="0" w:line="240"/>
+              <w:spacing w:after="0" w:before="0" w:line="360"/>
               <w:jc w:val="left"/>
             </w:pPr>
             <w:r>
@@ -12754,7 +12730,7 @@
           </w:tcPr>
           <w:p>
             <w:pPr>
-              <w:spacing w:after="0" w:before="0" w:line="240"/>
+              <w:spacing w:after="0" w:before="0" w:line="360"/>
               <w:jc w:val="left"/>
             </w:pPr>
             <w:r>
@@ -12780,7 +12756,7 @@
           </w:tcPr>
           <w:p>
             <w:pPr>
-              <w:spacing w:after="0" w:before="0" w:line="240"/>
+              <w:spacing w:after="0" w:before="0" w:line="360"/>
               <w:jc w:val="left"/>
             </w:pPr>
             <w:r>
@@ -12811,7 +12787,7 @@
           </w:tcPr>
           <w:p>
             <w:pPr>
-              <w:spacing w:after="0" w:before="0" w:line="240"/>
+              <w:spacing w:after="0" w:before="0" w:line="360"/>
               <w:jc w:val="left"/>
             </w:pPr>
             <w:r>
@@ -12837,7 +12813,7 @@
           </w:tcPr>
           <w:p>
             <w:pPr>
-              <w:spacing w:after="0" w:before="0" w:line="240"/>
+              <w:spacing w:after="0" w:before="0" w:line="360"/>
               <w:jc w:val="left"/>
             </w:pPr>
             <w:r>
@@ -12863,7 +12839,7 @@
           </w:tcPr>
           <w:p>
             <w:pPr>
-              <w:spacing w:after="0" w:before="0" w:line="240"/>
+              <w:spacing w:after="0" w:before="0" w:line="360"/>
               <w:jc w:val="left"/>
             </w:pPr>
             <w:r>
@@ -12889,7 +12865,7 @@
           </w:tcPr>
           <w:p>
             <w:pPr>
-              <w:spacing w:after="0" w:before="0" w:line="240"/>
+              <w:spacing w:after="0" w:before="0" w:line="360"/>
               <w:jc w:val="left"/>
             </w:pPr>
             <w:r>
@@ -12920,7 +12896,7 @@
           </w:tcPr>
           <w:p>
             <w:pPr>
-              <w:spacing w:after="0" w:before="0" w:line="240"/>
+              <w:spacing w:after="0" w:before="0" w:line="360"/>
               <w:jc w:val="left"/>
             </w:pPr>
             <w:r>
@@ -12946,7 +12922,7 @@
           </w:tcPr>
           <w:p>
             <w:pPr>
-              <w:spacing w:after="0" w:before="0" w:line="240"/>
+              <w:spacing w:after="0" w:before="0" w:line="360"/>
               <w:jc w:val="left"/>
             </w:pPr>
             <w:r>
@@ -12972,7 +12948,7 @@
           </w:tcPr>
           <w:p>
             <w:pPr>
-              <w:spacing w:after="0" w:before="0" w:line="240"/>
+              <w:spacing w:after="0" w:before="0" w:line="360"/>
               <w:jc w:val="left"/>
             </w:pPr>
             <w:r>
@@ -12998,7 +12974,7 @@
           </w:tcPr>
           <w:p>
             <w:pPr>
-              <w:spacing w:after="0" w:before="0" w:line="240"/>
+              <w:spacing w:after="0" w:before="0" w:line="360"/>
               <w:jc w:val="left"/>
             </w:pPr>
             <w:r>
@@ -13029,7 +13005,7 @@
           </w:tcPr>
           <w:p>
             <w:pPr>
-              <w:spacing w:after="0" w:before="0" w:line="240"/>
+              <w:spacing w:after="0" w:before="0" w:line="360"/>
               <w:jc w:val="left"/>
             </w:pPr>
             <w:r>
@@ -13055,7 +13031,7 @@
           </w:tcPr>
           <w:p>
             <w:pPr>
-              <w:spacing w:after="0" w:before="0" w:line="240"/>
+              <w:spacing w:after="0" w:before="0" w:line="360"/>
               <w:jc w:val="left"/>
             </w:pPr>
             <w:r>
@@ -13081,7 +13057,7 @@
           </w:tcPr>
           <w:p>
             <w:pPr>
-              <w:spacing w:after="0" w:before="0" w:line="240"/>
+              <w:spacing w:after="0" w:before="0" w:line="360"/>
               <w:jc w:val="left"/>
             </w:pPr>
             <w:r>
@@ -13107,7 +13083,7 @@
           </w:tcPr>
           <w:p>
             <w:pPr>
-              <w:spacing w:after="0" w:before="0" w:line="240"/>
+              <w:spacing w:after="0" w:before="0" w:line="360"/>
               <w:jc w:val="left"/>
             </w:pPr>
             <w:r>
@@ -13138,7 +13114,7 @@
           </w:tcPr>
           <w:p>
             <w:pPr>
-              <w:spacing w:after="0" w:before="0" w:line="240"/>
+              <w:spacing w:after="0" w:before="0" w:line="360"/>
               <w:jc w:val="left"/>
             </w:pPr>
             <w:r>
@@ -13164,7 +13140,7 @@
           </w:tcPr>
           <w:p>
             <w:pPr>
-              <w:spacing w:after="0" w:before="0" w:line="240"/>
+              <w:spacing w:after="0" w:before="0" w:line="360"/>
               <w:jc w:val="left"/>
             </w:pPr>
             <w:r>
@@ -13190,7 +13166,7 @@
           </w:tcPr>
           <w:p>
             <w:pPr>
-              <w:spacing w:after="0" w:before="0" w:line="240"/>
+              <w:spacing w:after="0" w:before="0" w:line="360"/>
               <w:jc w:val="left"/>
             </w:pPr>
             <w:r>
@@ -13216,7 +13192,7 @@
           </w:tcPr>
           <w:p>
             <w:pPr>
-              <w:spacing w:after="0" w:before="0" w:line="240"/>
+              <w:spacing w:after="0" w:before="0" w:line="360"/>
               <w:jc w:val="left"/>
             </w:pPr>
             <w:r>
@@ -13247,7 +13223,7 @@
           </w:tcPr>
           <w:p>
             <w:pPr>
-              <w:spacing w:after="0" w:before="0" w:line="240"/>
+              <w:spacing w:after="0" w:before="0" w:line="360"/>
               <w:jc w:val="left"/>
             </w:pPr>
             <w:r>
@@ -13273,7 +13249,7 @@
           </w:tcPr>
           <w:p>
             <w:pPr>
-              <w:spacing w:after="0" w:before="0" w:line="240"/>
+              <w:spacing w:after="0" w:before="0" w:line="360"/>
               <w:jc w:val="left"/>
             </w:pPr>
             <w:r>
@@ -13299,7 +13275,7 @@
           </w:tcPr>
           <w:p>
             <w:pPr>
-              <w:spacing w:after="0" w:before="0" w:line="240"/>
+              <w:spacing w:after="0" w:before="0" w:line="360"/>
               <w:jc w:val="left"/>
             </w:pPr>
             <w:r>
@@ -13325,7 +13301,7 @@
           </w:tcPr>
           <w:p>
             <w:pPr>
-              <w:spacing w:after="0" w:before="0" w:line="240"/>
+              <w:spacing w:after="0" w:before="0" w:line="360"/>
               <w:jc w:val="left"/>
             </w:pPr>
             <w:r>
@@ -13356,7 +13332,7 @@
           </w:tcPr>
           <w:p>
             <w:pPr>
-              <w:spacing w:after="0" w:before="0" w:line="240"/>
+              <w:spacing w:after="0" w:before="0" w:line="360"/>
               <w:jc w:val="left"/>
             </w:pPr>
             <w:r>
@@ -13382,7 +13358,7 @@
           </w:tcPr>
           <w:p>
             <w:pPr>
-              <w:spacing w:after="0" w:before="0" w:line="240"/>
+              <w:spacing w:after="0" w:before="0" w:line="360"/>
               <w:jc w:val="left"/>
             </w:pPr>
             <w:r>
@@ -13408,7 +13384,7 @@
           </w:tcPr>
           <w:p>
             <w:pPr>
-              <w:spacing w:after="0" w:before="0" w:line="240"/>
+              <w:spacing w:after="0" w:before="0" w:line="360"/>
               <w:jc w:val="left"/>
             </w:pPr>
             <w:r>
@@ -13434,7 +13410,7 @@
           </w:tcPr>
           <w:p>
             <w:pPr>
-              <w:spacing w:after="0" w:before="0" w:line="240"/>
+              <w:spacing w:after="0" w:before="0" w:line="360"/>
               <w:jc w:val="left"/>
             </w:pPr>
             <w:r>
@@ -13465,7 +13441,7 @@
           </w:tcPr>
           <w:p>
             <w:pPr>
-              <w:spacing w:after="0" w:before="0" w:line="240"/>
+              <w:spacing w:after="0" w:before="0" w:line="360"/>
               <w:jc w:val="left"/>
             </w:pPr>
             <w:r>
@@ -13491,7 +13467,7 @@
           </w:tcPr>
           <w:p>
             <w:pPr>
-              <w:spacing w:after="0" w:before="0" w:line="240"/>
+              <w:spacing w:after="0" w:before="0" w:line="360"/>
               <w:jc w:val="left"/>
             </w:pPr>
             <w:r>
@@ -13517,7 +13493,7 @@
           </w:tcPr>
           <w:p>
             <w:pPr>
-              <w:spacing w:after="0" w:before="0" w:line="240"/>
+              <w:spacing w:after="0" w:before="0" w:line="360"/>
               <w:jc w:val="left"/>
             </w:pPr>
             <w:r>
@@ -13543,7 +13519,7 @@
           </w:tcPr>
           <w:p>
             <w:pPr>
-              <w:spacing w:after="0" w:before="0" w:line="240"/>
+              <w:spacing w:after="0" w:before="0" w:line="360"/>
               <w:jc w:val="left"/>
             </w:pPr>
             <w:r>
@@ -13574,7 +13550,7 @@
           </w:tcPr>
           <w:p>
             <w:pPr>
-              <w:spacing w:after="0" w:before="0" w:line="240"/>
+              <w:spacing w:after="0" w:before="0" w:line="360"/>
               <w:jc w:val="left"/>
             </w:pPr>
             <w:r>
@@ -13600,7 +13576,7 @@
           </w:tcPr>
           <w:p>
             <w:pPr>
-              <w:spacing w:after="0" w:before="0" w:line="240"/>
+              <w:spacing w:after="0" w:before="0" w:line="360"/>
               <w:jc w:val="left"/>
             </w:pPr>
             <w:r>
@@ -13626,7 +13602,7 @@
           </w:tcPr>
           <w:p>
             <w:pPr>
-              <w:spacing w:after="0" w:before="0" w:line="240"/>
+              <w:spacing w:after="0" w:before="0" w:line="360"/>
               <w:jc w:val="left"/>
             </w:pPr>
             <w:r>
@@ -13652,7 +13628,7 @@
           </w:tcPr>
           <w:p>
             <w:pPr>
-              <w:spacing w:after="0" w:before="0" w:line="240"/>
+              <w:spacing w:after="0" w:before="0" w:line="360"/>
               <w:jc w:val="left"/>
             </w:pPr>
             <w:r>
@@ -13683,7 +13659,7 @@
           </w:tcPr>
           <w:p>
             <w:pPr>
-              <w:spacing w:after="0" w:before="0" w:line="240"/>
+              <w:spacing w:after="0" w:before="0" w:line="360"/>
               <w:jc w:val="left"/>
             </w:pPr>
             <w:r>
@@ -13709,7 +13685,7 @@
           </w:tcPr>
           <w:p>
             <w:pPr>
-              <w:spacing w:after="0" w:before="0" w:line="240"/>
+              <w:spacing w:after="0" w:before="0" w:line="360"/>
               <w:jc w:val="left"/>
             </w:pPr>
             <w:r>
@@ -13735,7 +13711,7 @@
           </w:tcPr>
           <w:p>
             <w:pPr>
-              <w:spacing w:after="0" w:before="0" w:line="240"/>
+              <w:spacing w:after="0" w:before="0" w:line="360"/>
               <w:jc w:val="left"/>
             </w:pPr>
             <w:r>
@@ -13761,7 +13737,7 @@
           </w:tcPr>
           <w:p>
             <w:pPr>
-              <w:spacing w:after="0" w:before="0" w:line="240"/>
+              <w:spacing w:after="0" w:before="0" w:line="360"/>
               <w:jc w:val="left"/>
             </w:pPr>
             <w:r>
@@ -13792,7 +13768,7 @@
           </w:tcPr>
           <w:p>
             <w:pPr>
-              <w:spacing w:after="0" w:before="0" w:line="240"/>
+              <w:spacing w:after="0" w:before="0" w:line="360"/>
               <w:jc w:val="left"/>
             </w:pPr>
             <w:r>
@@ -13818,7 +13794,7 @@
           </w:tcPr>
           <w:p>
             <w:pPr>
-              <w:spacing w:after="0" w:before="0" w:line="240"/>
+              <w:spacing w:after="0" w:before="0" w:line="360"/>
               <w:jc w:val="left"/>
             </w:pPr>
             <w:r>
@@ -13844,7 +13820,7 @@
           </w:tcPr>
           <w:p>
             <w:pPr>
-              <w:spacing w:after="0" w:before="0" w:line="240"/>
+              <w:spacing w:after="0" w:before="0" w:line="360"/>
               <w:jc w:val="left"/>
             </w:pPr>
             <w:r>
@@ -13870,7 +13846,7 @@
           </w:tcPr>
           <w:p>
             <w:pPr>
-              <w:spacing w:after="0" w:before="0" w:line="240"/>
+              <w:spacing w:after="0" w:before="0" w:line="360"/>
               <w:jc w:val="left"/>
             </w:pPr>
             <w:r>
@@ -13901,7 +13877,7 @@
           </w:tcPr>
           <w:p>
             <w:pPr>
-              <w:spacing w:after="0" w:before="0" w:line="240"/>
+              <w:spacing w:after="0" w:before="0" w:line="360"/>
               <w:jc w:val="left"/>
             </w:pPr>
             <w:r>
@@ -13927,7 +13903,7 @@
           </w:tcPr>
           <w:p>
             <w:pPr>
-              <w:spacing w:after="0" w:before="0" w:line="240"/>
+              <w:spacing w:after="0" w:before="0" w:line="360"/>
               <w:jc w:val="left"/>
             </w:pPr>
             <w:r>
@@ -13953,7 +13929,7 @@
           </w:tcPr>
           <w:p>
             <w:pPr>
-              <w:spacing w:after="0" w:before="0" w:line="240"/>
+              <w:spacing w:after="0" w:before="0" w:line="360"/>
               <w:jc w:val="left"/>
             </w:pPr>
             <w:r>
@@ -13979,7 +13955,7 @@
           </w:tcPr>
           <w:p>
             <w:pPr>
-              <w:spacing w:after="0" w:before="0" w:line="240"/>
+              <w:spacing w:after="0" w:before="0" w:line="360"/>
               <w:jc w:val="left"/>
             </w:pPr>
             <w:r>
@@ -14010,7 +13986,7 @@
           </w:tcPr>
           <w:p>
             <w:pPr>
-              <w:spacing w:after="0" w:before="0" w:line="240"/>
+              <w:spacing w:after="0" w:before="0" w:line="360"/>
               <w:jc w:val="left"/>
             </w:pPr>
             <w:r>
@@ -14036,7 +14012,7 @@
           </w:tcPr>
           <w:p>
             <w:pPr>
-              <w:spacing w:after="0" w:before="0" w:line="240"/>
+              <w:spacing w:after="0" w:before="0" w:line="360"/>
               <w:jc w:val="left"/>
             </w:pPr>
             <w:r>
@@ -14062,7 +14038,7 @@
           </w:tcPr>
           <w:p>
             <w:pPr>
-              <w:spacing w:after="0" w:before="0" w:line="240"/>
+              <w:spacing w:after="0" w:before="0" w:line="360"/>
               <w:jc w:val="left"/>
             </w:pPr>
             <w:r>
@@ -14088,7 +14064,7 @@
           </w:tcPr>
           <w:p>
             <w:pPr>
-              <w:spacing w:after="0" w:before="0" w:line="240"/>
+              <w:spacing w:after="0" w:before="0" w:line="360"/>
               <w:jc w:val="left"/>
             </w:pPr>
             <w:r>
@@ -14119,7 +14095,7 @@
           </w:tcPr>
           <w:p>
             <w:pPr>
-              <w:spacing w:after="0" w:before="0" w:line="240"/>
+              <w:spacing w:after="0" w:before="0" w:line="360"/>
               <w:jc w:val="left"/>
             </w:pPr>
             <w:r>
@@ -14145,7 +14121,7 @@
           </w:tcPr>
           <w:p>
             <w:pPr>
-              <w:spacing w:after="0" w:before="0" w:line="240"/>
+              <w:spacing w:after="0" w:before="0" w:line="360"/>
               <w:jc w:val="left"/>
             </w:pPr>
             <w:r>
@@ -14171,7 +14147,7 @@
           </w:tcPr>
           <w:p>
             <w:pPr>
-              <w:spacing w:after="0" w:before="0" w:line="240"/>
+              <w:spacing w:after="0" w:before="0" w:line="360"/>
               <w:jc w:val="left"/>
             </w:pPr>
             <w:r>
@@ -14197,7 +14173,7 @@
           </w:tcPr>
           <w:p>
             <w:pPr>
-              <w:spacing w:after="0" w:before="0" w:line="240"/>
+              <w:spacing w:after="0" w:before="0" w:line="360"/>
               <w:jc w:val="left"/>
             </w:pPr>
             <w:r>
@@ -14228,7 +14204,7 @@
           </w:tcPr>
           <w:p>
             <w:pPr>
-              <w:spacing w:after="0" w:before="0" w:line="240"/>
+              <w:spacing w:after="0" w:before="0" w:line="360"/>
               <w:jc w:val="left"/>
             </w:pPr>
             <w:r>
@@ -14254,7 +14230,7 @@
           </w:tcPr>
           <w:p>
             <w:pPr>
-              <w:spacing w:after="0" w:before="0" w:line="240"/>
+              <w:spacing w:after="0" w:before="0" w:line="360"/>
               <w:jc w:val="left"/>
             </w:pPr>
             <w:r>
@@ -14280,7 +14256,7 @@
           </w:tcPr>
           <w:p>
             <w:pPr>
-              <w:spacing w:after="0" w:before="0" w:line="240"/>
+              <w:spacing w:after="0" w:before="0" w:line="360"/>
               <w:jc w:val="left"/>
             </w:pPr>
             <w:r>
@@ -14306,7 +14282,7 @@
           </w:tcPr>
           <w:p>
             <w:pPr>
-              <w:spacing w:after="0" w:before="0" w:line="240"/>
+              <w:spacing w:after="0" w:before="0" w:line="360"/>
               <w:jc w:val="left"/>
             </w:pPr>
             <w:r>
@@ -14337,7 +14313,7 @@
           </w:tcPr>
           <w:p>
             <w:pPr>
-              <w:spacing w:after="0" w:before="0" w:line="240"/>
+              <w:spacing w:after="0" w:before="0" w:line="360"/>
               <w:jc w:val="left"/>
             </w:pPr>
             <w:r>
@@ -14363,7 +14339,7 @@
           </w:tcPr>
           <w:p>
             <w:pPr>
-              <w:spacing w:after="0" w:before="0" w:line="240"/>
+              <w:spacing w:after="0" w:before="0" w:line="360"/>
               <w:jc w:val="left"/>
             </w:pPr>
             <w:r>
@@ -14389,7 +14365,7 @@
           </w:tcPr>
           <w:p>
             <w:pPr>
-              <w:spacing w:after="0" w:before="0" w:line="240"/>
+              <w:spacing w:after="0" w:before="0" w:line="360"/>
               <w:jc w:val="left"/>
             </w:pPr>
             <w:r>
@@ -14415,7 +14391,7 @@
           </w:tcPr>
           <w:p>
             <w:pPr>
-              <w:spacing w:after="0" w:before="0" w:line="240"/>
+              <w:spacing w:after="0" w:before="0" w:line="360"/>
               <w:jc w:val="left"/>
             </w:pPr>
             <w:r>
@@ -14446,7 +14422,7 @@
           </w:tcPr>
           <w:p>
             <w:pPr>
-              <w:spacing w:after="0" w:before="0" w:line="240"/>
+              <w:spacing w:after="0" w:before="0" w:line="360"/>
               <w:jc w:val="left"/>
             </w:pPr>
             <w:r>
@@ -14472,7 +14448,7 @@
           </w:tcPr>
           <w:p>
             <w:pPr>
-              <w:spacing w:after="0" w:before="0" w:line="240"/>
+              <w:spacing w:after="0" w:before="0" w:line="360"/>
               <w:jc w:val="left"/>
             </w:pPr>
             <w:r>
@@ -14498,7 +14474,7 @@
           </w:tcPr>
           <w:p>
             <w:pPr>
-              <w:spacing w:after="0" w:before="0" w:line="240"/>
+              <w:spacing w:after="0" w:before="0" w:line="360"/>
               <w:jc w:val="left"/>
             </w:pPr>
             <w:r>
@@ -14524,7 +14500,7 @@
           </w:tcPr>
           <w:p>
             <w:pPr>
-              <w:spacing w:after="0" w:before="0" w:line="240"/>
+              <w:spacing w:after="0" w:before="0" w:line="360"/>
               <w:jc w:val="left"/>
             </w:pPr>
             <w:r>
@@ -14555,7 +14531,7 @@
           </w:tcPr>
           <w:p>
             <w:pPr>
-              <w:spacing w:after="0" w:before="0" w:line="240"/>
+              <w:spacing w:after="0" w:before="0" w:line="360"/>
               <w:jc w:val="left"/>
             </w:pPr>
             <w:r>
@@ -14581,7 +14557,7 @@
           </w:tcPr>
           <w:p>
             <w:pPr>
-              <w:spacing w:after="0" w:before="0" w:line="240"/>
+              <w:spacing w:after="0" w:before="0" w:line="360"/>
               <w:jc w:val="left"/>
             </w:pPr>
             <w:r>
@@ -14607,7 +14583,7 @@
           </w:tcPr>
           <w:p>
             <w:pPr>
-              <w:spacing w:after="0" w:before="0" w:line="240"/>
+              <w:spacing w:after="0" w:before="0" w:line="360"/>
               <w:jc w:val="left"/>
             </w:pPr>
             <w:r>
@@ -14633,7 +14609,7 @@
           </w:tcPr>
           <w:p>
             <w:pPr>
-              <w:spacing w:after="0" w:before="0" w:line="240"/>
+              <w:spacing w:after="0" w:before="0" w:line="360"/>
               <w:jc w:val="left"/>
             </w:pPr>
             <w:r>
@@ -14664,7 +14640,7 @@
           </w:tcPr>
           <w:p>
             <w:pPr>
-              <w:spacing w:after="0" w:before="0" w:line="240"/>
+              <w:spacing w:after="0" w:before="0" w:line="360"/>
               <w:jc w:val="left"/>
             </w:pPr>
             <w:r>
@@ -14690,7 +14666,7 @@
           </w:tcPr>
           <w:p>
             <w:pPr>
-              <w:spacing w:after="0" w:before="0" w:line="240"/>
+              <w:spacing w:after="0" w:before="0" w:line="360"/>
               <w:jc w:val="left"/>
             </w:pPr>
             <w:r>
@@ -14716,7 +14692,7 @@
           </w:tcPr>
           <w:p>
             <w:pPr>
-              <w:spacing w:after="0" w:before="0" w:line="240"/>
+              <w:spacing w:after="0" w:before="0" w:line="360"/>
               <w:jc w:val="left"/>
             </w:pPr>
             <w:r>
@@ -14742,7 +14718,7 @@
           </w:tcPr>
           <w:p>
             <w:pPr>
-              <w:spacing w:after="0" w:before="0" w:line="240"/>
+              <w:spacing w:after="0" w:before="0" w:line="360"/>
               <w:jc w:val="left"/>
             </w:pPr>
             <w:r>
@@ -14773,7 +14749,7 @@
           </w:tcPr>
           <w:p>
             <w:pPr>
-              <w:spacing w:after="0" w:before="0" w:line="240"/>
+              <w:spacing w:after="0" w:before="0" w:line="360"/>
               <w:jc w:val="left"/>
             </w:pPr>
             <w:r>
@@ -14799,7 +14775,7 @@
           </w:tcPr>
           <w:p>
             <w:pPr>
-              <w:spacing w:after="0" w:before="0" w:line="240"/>
+              <w:spacing w:after="0" w:before="0" w:line="360"/>
               <w:jc w:val="left"/>
             </w:pPr>
             <w:r>
@@ -14825,7 +14801,7 @@
           </w:tcPr>
           <w:p>
             <w:pPr>
-              <w:spacing w:after="0" w:before="0" w:line="240"/>
+              <w:spacing w:after="0" w:before="0" w:line="360"/>
               <w:jc w:val="left"/>
             </w:pPr>
             <w:r>
@@ -14851,7 +14827,7 @@
           </w:tcPr>
           <w:p>
             <w:pPr>
-              <w:spacing w:after="0" w:before="0" w:line="240"/>
+              <w:spacing w:after="0" w:before="0" w:line="360"/>
               <w:jc w:val="left"/>
             </w:pPr>
             <w:r>
@@ -14882,7 +14858,7 @@
           </w:tcPr>
           <w:p>
             <w:pPr>
-              <w:spacing w:after="0" w:before="0" w:line="240"/>
+              <w:spacing w:after="0" w:before="0" w:line="360"/>
               <w:jc w:val="left"/>
             </w:pPr>
             <w:r>
@@ -14908,7 +14884,7 @@
           </w:tcPr>
           <w:p>
             <w:pPr>
-              <w:spacing w:after="0" w:before="0" w:line="240"/>
+              <w:spacing w:after="0" w:before="0" w:line="360"/>
               <w:jc w:val="left"/>
             </w:pPr>
             <w:r>
@@ -14934,7 +14910,7 @@
           </w:tcPr>
           <w:p>
             <w:pPr>
-              <w:spacing w:after="0" w:before="0" w:line="240"/>
+              <w:spacing w:after="0" w:before="0" w:line="360"/>
               <w:jc w:val="left"/>
             </w:pPr>
             <w:r>
@@ -14960,7 +14936,7 @@
           </w:tcPr>
           <w:p>
             <w:pPr>
-              <w:spacing w:after="0" w:before="0" w:line="240"/>
+              <w:spacing w:after="0" w:before="0" w:line="360"/>
               <w:jc w:val="left"/>
             </w:pPr>
             <w:r>
@@ -14991,7 +14967,7 @@
           </w:tcPr>
           <w:p>
             <w:pPr>
-              <w:spacing w:after="0" w:before="0" w:line="240"/>
+              <w:spacing w:after="0" w:before="0" w:line="360"/>
               <w:jc w:val="left"/>
             </w:pPr>
             <w:r>
@@ -15017,7 +14993,7 @@
           </w:tcPr>
           <w:p>
             <w:pPr>
-              <w:spacing w:after="0" w:before="0" w:line="240"/>
+              <w:spacing w:after="0" w:before="0" w:line="360"/>
               <w:jc w:val="left"/>
             </w:pPr>
             <w:r>
@@ -15043,7 +15019,7 @@
           </w:tcPr>
           <w:p>
             <w:pPr>
-              <w:spacing w:after="0" w:before="0" w:line="240"/>
+              <w:spacing w:after="0" w:before="0" w:line="360"/>
               <w:jc w:val="left"/>
             </w:pPr>
             <w:r>
@@ -15069,7 +15045,7 @@
           </w:tcPr>
           <w:p>
             <w:pPr>
-              <w:spacing w:after="0" w:before="0" w:line="240"/>
+              <w:spacing w:after="0" w:before="0" w:line="360"/>
               <w:jc w:val="left"/>
             </w:pPr>
             <w:r>
@@ -15100,7 +15076,7 @@
           </w:tcPr>
           <w:p>
             <w:pPr>
-              <w:spacing w:after="0" w:before="0" w:line="240"/>
+              <w:spacing w:after="0" w:before="0" w:line="360"/>
               <w:jc w:val="left"/>
             </w:pPr>
             <w:r>
@@ -15126,7 +15102,7 @@
           </w:tcPr>
           <w:p>
             <w:pPr>
-              <w:spacing w:after="0" w:before="0" w:line="240"/>
+              <w:spacing w:after="0" w:before="0" w:line="360"/>
               <w:jc w:val="left"/>
             </w:pPr>
             <w:r>
@@ -15152,7 +15128,7 @@
           </w:tcPr>
           <w:p>
             <w:pPr>
-              <w:spacing w:after="0" w:before="0" w:line="240"/>
+              <w:spacing w:after="0" w:before="0" w:line="360"/>
               <w:jc w:val="left"/>
             </w:pPr>
             <w:r>
@@ -15178,7 +15154,7 @@
           </w:tcPr>
           <w:p>
             <w:pPr>
-              <w:spacing w:after="0" w:before="0" w:line="240"/>
+              <w:spacing w:after="0" w:before="0" w:line="360"/>
               <w:jc w:val="left"/>
             </w:pPr>
             <w:r>
@@ -15209,7 +15185,7 @@
           </w:tcPr>
           <w:p>
             <w:pPr>
-              <w:spacing w:after="0" w:before="0" w:line="240"/>
+              <w:spacing w:after="0" w:before="0" w:line="360"/>
               <w:jc w:val="left"/>
             </w:pPr>
             <w:r>
@@ -15235,7 +15211,7 @@
           </w:tcPr>
           <w:p>
             <w:pPr>
-              <w:spacing w:after="0" w:before="0" w:line="240"/>
+              <w:spacing w:after="0" w:before="0" w:line="360"/>
               <w:jc w:val="left"/>
             </w:pPr>
             <w:r>
@@ -15261,7 +15237,7 @@
           </w:tcPr>
           <w:p>
             <w:pPr>
-              <w:spacing w:after="0" w:before="0" w:line="240"/>
+              <w:spacing w:after="0" w:before="0" w:line="360"/>
               <w:jc w:val="left"/>
             </w:pPr>
             <w:r>
@@ -15287,7 +15263,7 @@
           </w:tcPr>
           <w:p>
             <w:pPr>
-              <w:spacing w:after="0" w:before="0" w:line="240"/>
+              <w:spacing w:after="0" w:before="0" w:line="360"/>
               <w:jc w:val="left"/>
             </w:pPr>
             <w:r>
@@ -15318,7 +15294,7 @@
           </w:tcPr>
           <w:p>
             <w:pPr>
-              <w:spacing w:after="0" w:before="0" w:line="240"/>
+              <w:spacing w:after="0" w:before="0" w:line="360"/>
               <w:jc w:val="left"/>
             </w:pPr>
             <w:r>
@@ -15344,7 +15320,7 @@
           </w:tcPr>
           <w:p>
             <w:pPr>
-              <w:spacing w:after="0" w:before="0" w:line="240"/>
+              <w:spacing w:after="0" w:before="0" w:line="360"/>
               <w:jc w:val="left"/>
             </w:pPr>
             <w:r>
@@ -15370,7 +15346,7 @@
           </w:tcPr>
           <w:p>
             <w:pPr>
-              <w:spacing w:after="0" w:before="0" w:line="240"/>
+              <w:spacing w:after="0" w:before="0" w:line="360"/>
               <w:jc w:val="left"/>
             </w:pPr>
             <w:r>
@@ -15396,7 +15372,7 @@
           </w:tcPr>
           <w:p>
             <w:pPr>
-              <w:spacing w:after="0" w:before="0" w:line="240"/>
+              <w:spacing w:after="0" w:before="0" w:line="360"/>
               <w:jc w:val="left"/>
             </w:pPr>
             <w:r>
@@ -15427,7 +15403,7 @@
           </w:tcPr>
           <w:p>
             <w:pPr>
-              <w:spacing w:after="0" w:before="0" w:line="240"/>
+              <w:spacing w:after="0" w:before="0" w:line="360"/>
               <w:jc w:val="left"/>
             </w:pPr>
             <w:r>
@@ -15453,7 +15429,7 @@
           </w:tcPr>
           <w:p>
             <w:pPr>
-              <w:spacing w:after="0" w:before="0" w:line="240"/>
+              <w:spacing w:after="0" w:before="0" w:line="360"/>
               <w:jc w:val="left"/>
             </w:pPr>
             <w:r>
@@ -15479,7 +15455,7 @@
           </w:tcPr>
           <w:p>
             <w:pPr>
-              <w:spacing w:after="0" w:before="0" w:line="240"/>
+              <w:spacing w:after="0" w:before="0" w:line="360"/>
               <w:jc w:val="left"/>
             </w:pPr>
             <w:r>
@@ -15505,7 +15481,7 @@
           </w:tcPr>
           <w:p>
             <w:pPr>
-              <w:spacing w:after="0" w:before="0" w:line="240"/>
+              <w:spacing w:after="0" w:before="0" w:line="360"/>
               <w:jc w:val="left"/>
             </w:pPr>
             <w:r>
@@ -15536,7 +15512,7 @@
           </w:tcPr>
           <w:p>
             <w:pPr>
-              <w:spacing w:after="0" w:before="0" w:line="240"/>
+              <w:spacing w:after="0" w:before="0" w:line="360"/>
               <w:jc w:val="left"/>
             </w:pPr>
             <w:r>
@@ -15562,7 +15538,7 @@
           </w:tcPr>
           <w:p>
             <w:pPr>
-              <w:spacing w:after="0" w:before="0" w:line="240"/>
+              <w:spacing w:after="0" w:before="0" w:line="360"/>
               <w:jc w:val="left"/>
             </w:pPr>
             <w:r>
@@ -15588,7 +15564,7 @@
           </w:tcPr>
           <w:p>
             <w:pPr>
-              <w:spacing w:after="0" w:before="0" w:line="240"/>
+              <w:spacing w:after="0" w:before="0" w:line="360"/>
               <w:jc w:val="left"/>
             </w:pPr>
             <w:r>
@@ -15614,7 +15590,7 @@
           </w:tcPr>
           <w:p>
             <w:pPr>
-              <w:spacing w:after="0" w:before="0" w:line="240"/>
+              <w:spacing w:after="0" w:before="0" w:line="360"/>
               <w:jc w:val="left"/>
             </w:pPr>
             <w:r>
@@ -15645,7 +15621,7 @@
           </w:tcPr>
           <w:p>
             <w:pPr>
-              <w:spacing w:after="0" w:before="0" w:line="240"/>
+              <w:spacing w:after="0" w:before="0" w:line="360"/>
               <w:jc w:val="left"/>
             </w:pPr>
             <w:r>
@@ -15671,7 +15647,7 @@
           </w:tcPr>
           <w:p>
             <w:pPr>
-              <w:spacing w:after="0" w:before="0" w:line="240"/>
+              <w:spacing w:after="0" w:before="0" w:line="360"/>
               <w:jc w:val="left"/>
             </w:pPr>
             <w:r>
@@ -15697,7 +15673,7 @@
           </w:tcPr>
           <w:p>
             <w:pPr>
-              <w:spacing w:after="0" w:before="0" w:line="240"/>
+              <w:spacing w:after="0" w:before="0" w:line="360"/>
               <w:jc w:val="left"/>
             </w:pPr>
             <w:r>
@@ -15723,7 +15699,7 @@
           </w:tcPr>
           <w:p>
             <w:pPr>
-              <w:spacing w:after="0" w:before="0" w:line="240"/>
+              <w:spacing w:after="0" w:before="0" w:line="360"/>
               <w:jc w:val="left"/>
             </w:pPr>
             <w:r>
@@ -15754,7 +15730,7 @@
           </w:tcPr>
           <w:p>
             <w:pPr>
-              <w:spacing w:after="0" w:before="0" w:line="240"/>
+              <w:spacing w:after="0" w:before="0" w:line="360"/>
               <w:jc w:val="left"/>
             </w:pPr>
             <w:r>
@@ -15780,7 +15756,7 @@
           </w:tcPr>
           <w:p>
             <w:pPr>
-              <w:spacing w:after="0" w:before="0" w:line="240"/>
+              <w:spacing w:after="0" w:before="0" w:line="360"/>
               <w:jc w:val="left"/>
             </w:pPr>
             <w:r>
@@ -15806,7 +15782,7 @@
           </w:tcPr>
           <w:p>
             <w:pPr>
-              <w:spacing w:after="0" w:before="0" w:line="240"/>
+              <w:spacing w:after="0" w:before="0" w:line="360"/>
               <w:jc w:val="left"/>
             </w:pPr>
             <w:r>
@@ -15832,7 +15808,7 @@
           </w:tcPr>
           <w:p>
             <w:pPr>
-              <w:spacing w:after="0" w:before="0" w:line="240"/>
+              <w:spacing w:after="0" w:before="0" w:line="360"/>
               <w:jc w:val="left"/>
             </w:pPr>
             <w:r>
@@ -15863,7 +15839,7 @@
           </w:tcPr>
           <w:p>
             <w:pPr>
-              <w:spacing w:after="0" w:before="0" w:line="240"/>
+              <w:spacing w:after="0" w:before="0" w:line="360"/>
               <w:jc w:val="left"/>
             </w:pPr>
             <w:r>
@@ -15889,7 +15865,7 @@
           </w:tcPr>
           <w:p>
             <w:pPr>
-              <w:spacing w:after="0" w:before="0" w:line="240"/>
+              <w:spacing w:after="0" w:before="0" w:line="360"/>
               <w:jc w:val="left"/>
             </w:pPr>
             <w:r>
@@ -15915,7 +15891,7 @@
           </w:tcPr>
           <w:p>
             <w:pPr>
-              <w:spacing w:after="0" w:before="0" w:line="240"/>
+              <w:spacing w:after="0" w:before="0" w:line="360"/>
               <w:jc w:val="left"/>
             </w:pPr>
             <w:r>
@@ -15941,7 +15917,7 @@
           </w:tcPr>
           <w:p>
             <w:pPr>
-              <w:spacing w:after="0" w:before="0" w:line="240"/>
+              <w:spacing w:after="0" w:before="0" w:line="360"/>
               <w:jc w:val="left"/>
             </w:pPr>
             <w:r>
@@ -15972,7 +15948,7 @@
           </w:tcPr>
           <w:p>
             <w:pPr>
-              <w:spacing w:after="0" w:before="0" w:line="240"/>
+              <w:spacing w:after="0" w:before="0" w:line="360"/>
               <w:jc w:val="left"/>
             </w:pPr>
             <w:r>
@@ -15998,7 +15974,7 @@
           </w:tcPr>
           <w:p>
             <w:pPr>
-              <w:spacing w:after="0" w:before="0" w:line="240"/>
+              <w:spacing w:after="0" w:before="0" w:line="360"/>
               <w:jc w:val="left"/>
             </w:pPr>
             <w:r>
@@ -16024,7 +16000,7 @@
           </w:tcPr>
           <w:p>
             <w:pPr>
-              <w:spacing w:after="0" w:before="0" w:line="240"/>
+              <w:spacing w:after="0" w:before="0" w:line="360"/>
               <w:jc w:val="left"/>
             </w:pPr>
             <w:r>
@@ -16050,7 +16026,7 @@
           </w:tcPr>
           <w:p>
             <w:pPr>
-              <w:spacing w:after="0" w:before="0" w:line="240"/>
+              <w:spacing w:after="0" w:before="0" w:line="360"/>
               <w:jc w:val="left"/>
             </w:pPr>
             <w:r>
@@ -16081,7 +16057,7 @@
           </w:tcPr>
           <w:p>
             <w:pPr>
-              <w:spacing w:after="0" w:before="0" w:line="240"/>
+              <w:spacing w:after="0" w:before="0" w:line="360"/>
               <w:jc w:val="left"/>
             </w:pPr>
             <w:r>
@@ -16107,7 +16083,7 @@
           </w:tcPr>
           <w:p>
             <w:pPr>
-              <w:spacing w:after="0" w:before="0" w:line="240"/>
+              <w:spacing w:after="0" w:before="0" w:line="360"/>
               <w:jc w:val="left"/>
             </w:pPr>
             <w:r>
@@ -16133,7 +16109,7 @@
           </w:tcPr>
           <w:p>
             <w:pPr>
-              <w:spacing w:after="0" w:before="0" w:line="240"/>
+              <w:spacing w:after="0" w:before="0" w:line="360"/>
               <w:jc w:val="left"/>
             </w:pPr>
             <w:r>
@@ -16159,7 +16135,7 @@
           </w:tcPr>
           <w:p>
             <w:pPr>
-              <w:spacing w:after="0" w:before="0" w:line="240"/>
+              <w:spacing w:after="0" w:before="0" w:line="360"/>
               <w:jc w:val="left"/>
             </w:pPr>
             <w:r>
@@ -16190,7 +16166,7 @@
           </w:tcPr>
           <w:p>
             <w:pPr>
-              <w:spacing w:after="0" w:before="0" w:line="240"/>
+              <w:spacing w:after="0" w:before="0" w:line="360"/>
               <w:jc w:val="left"/>
             </w:pPr>
             <w:r>
@@ -16216,7 +16192,7 @@
           </w:tcPr>
           <w:p>
             <w:pPr>
-              <w:spacing w:after="0" w:before="0" w:line="240"/>
+              <w:spacing w:after="0" w:before="0" w:line="360"/>
               <w:jc w:val="left"/>
             </w:pPr>
             <w:r>
@@ -16242,7 +16218,7 @@
           </w:tcPr>
           <w:p>
             <w:pPr>
-              <w:spacing w:after="0" w:before="0" w:line="240"/>
+              <w:spacing w:after="0" w:before="0" w:line="360"/>
               <w:jc w:val="left"/>
             </w:pPr>
             <w:r>
@@ -16268,7 +16244,7 @@
           </w:tcPr>
           <w:p>
             <w:pPr>
-              <w:spacing w:after="0" w:before="0" w:line="240"/>
+              <w:spacing w:after="0" w:before="0" w:line="360"/>
               <w:jc w:val="left"/>
             </w:pPr>
             <w:r>
@@ -16299,7 +16275,7 @@
           </w:tcPr>
           <w:p>
             <w:pPr>
-              <w:spacing w:after="0" w:before="0" w:line="240"/>
+              <w:spacing w:after="0" w:before="0" w:line="360"/>
               <w:jc w:val="left"/>
             </w:pPr>
             <w:r>
@@ -16325,7 +16301,7 @@
           </w:tcPr>
           <w:p>
             <w:pPr>
-              <w:spacing w:after="0" w:before="0" w:line="240"/>
+              <w:spacing w:after="0" w:before="0" w:line="360"/>
               <w:jc w:val="left"/>
             </w:pPr>
             <w:r>
@@ -16351,7 +16327,7 @@
           </w:tcPr>
           <w:p>
             <w:pPr>
-              <w:spacing w:after="0" w:before="0" w:line="240"/>
+              <w:spacing w:after="0" w:before="0" w:line="360"/>
               <w:jc w:val="left"/>
             </w:pPr>
             <w:r>
@@ -16377,7 +16353,7 @@
           </w:tcPr>
           <w:p>
             <w:pPr>
-              <w:spacing w:after="0" w:before="0" w:line="240"/>
+              <w:spacing w:after="0" w:before="0" w:line="360"/>
               <w:jc w:val="left"/>
             </w:pPr>
             <w:r>
@@ -16408,7 +16384,7 @@
           </w:tcPr>
           <w:p>
             <w:pPr>
-              <w:spacing w:after="0" w:before="0" w:line="240"/>
+              <w:spacing w:after="0" w:before="0" w:line="360"/>
               <w:jc w:val="left"/>
             </w:pPr>
             <w:r>
@@ -16434,7 +16410,7 @@
           </w:tcPr>
           <w:p>
             <w:pPr>
-              <w:spacing w:after="0" w:before="0" w:line="240"/>
+              <w:spacing w:after="0" w:before="0" w:line="360"/>
               <w:jc w:val="left"/>
             </w:pPr>
             <w:r>
@@ -16460,7 +16436,7 @@
           </w:tcPr>
           <w:p>
             <w:pPr>
-              <w:spacing w:after="0" w:before="0" w:line="240"/>
+              <w:spacing w:after="0" w:before="0" w:line="360"/>
               <w:jc w:val="left"/>
             </w:pPr>
             <w:r>
@@ -16486,7 +16462,7 @@
           </w:tcPr>
           <w:p>
             <w:pPr>
-              <w:spacing w:after="0" w:before="0" w:line="240"/>
+              <w:spacing w:after="0" w:before="0" w:line="360"/>
               <w:jc w:val="left"/>
             </w:pPr>
             <w:r>
@@ -16517,7 +16493,7 @@
           </w:tcPr>
           <w:p>
             <w:pPr>
-              <w:spacing w:after="0" w:before="0" w:line="240"/>
+              <w:spacing w:after="0" w:before="0" w:line="360"/>
               <w:jc w:val="left"/>
             </w:pPr>
             <w:r>
@@ -16543,7 +16519,7 @@
           </w:tcPr>
           <w:p>
             <w:pPr>
-              <w:spacing w:after="0" w:before="0" w:line="240"/>
+              <w:spacing w:after="0" w:before="0" w:line="360"/>
               <w:jc w:val="left"/>
             </w:pPr>
             <w:r>
@@ -16569,7 +16545,7 @@
           </w:tcPr>
           <w:p>
             <w:pPr>
-              <w:spacing w:after="0" w:before="0" w:line="240"/>
+              <w:spacing w:after="0" w:before="0" w:line="360"/>
               <w:jc w:val="left"/>
             </w:pPr>
             <w:r>
@@ -16595,7 +16571,7 @@
           </w:tcPr>
           <w:p>
             <w:pPr>
-              <w:spacing w:after="0" w:before="0" w:line="240"/>
+              <w:spacing w:after="0" w:before="0" w:line="360"/>
               <w:jc w:val="left"/>
             </w:pPr>
             <w:r>
@@ -16626,7 +16602,7 @@
           </w:tcPr>
           <w:p>
             <w:pPr>
-              <w:spacing w:after="0" w:before="0" w:line="240"/>
+              <w:spacing w:after="0" w:before="0" w:line="360"/>
               <w:jc w:val="left"/>
             </w:pPr>
             <w:r>
@@ -16652,7 +16628,7 @@
           </w:tcPr>
           <w:p>
             <w:pPr>
-              <w:spacing w:after="0" w:before="0" w:line="240"/>
+              <w:spacing w:after="0" w:before="0" w:line="360"/>
               <w:jc w:val="left"/>
             </w:pPr>
             <w:r>
@@ -16678,7 +16654,7 @@
           </w:tcPr>
           <w:p>
             <w:pPr>
-              <w:spacing w:after="0" w:before="0" w:line="240"/>
+              <w:spacing w:after="0" w:before="0" w:line="360"/>
               <w:jc w:val="left"/>
             </w:pPr>
             <w:r>
@@ -16704,7 +16680,7 @@
           </w:tcPr>
           <w:p>
             <w:pPr>
-              <w:spacing w:after="0" w:before="0" w:line="240"/>
+              <w:spacing w:after="0" w:before="0" w:line="360"/>
               <w:jc w:val="left"/>
             </w:pPr>
             <w:r>
@@ -16735,7 +16711,7 @@
           </w:tcPr>
           <w:p>
             <w:pPr>
-              <w:spacing w:after="0" w:before="0" w:line="240"/>
+              <w:spacing w:after="0" w:before="0" w:line="360"/>
               <w:jc w:val="left"/>
             </w:pPr>
             <w:r>
@@ -16761,7 +16737,7 @@
           </w:tcPr>
           <w:p>
             <w:pPr>
-              <w:spacing w:after="0" w:before="0" w:line="240"/>
+              <w:spacing w:after="0" w:before="0" w:line="360"/>
               <w:jc w:val="left"/>
             </w:pPr>
             <w:r>
@@ -16787,7 +16763,7 @@
           </w:tcPr>
           <w:p>
             <w:pPr>
-              <w:spacing w:after="0" w:before="0" w:line="240"/>
+              <w:spacing w:after="0" w:before="0" w:line="360"/>
               <w:jc w:val="left"/>
             </w:pPr>
             <w:r>
@@ -16813,7 +16789,7 @@
           </w:tcPr>
           <w:p>
             <w:pPr>
-              <w:spacing w:after="0" w:before="0" w:line="240"/>
+              <w:spacing w:after="0" w:before="0" w:line="360"/>
               <w:jc w:val="left"/>
             </w:pPr>
             <w:r>
@@ -16844,7 +16820,7 @@
           </w:tcPr>
           <w:p>
             <w:pPr>
-              <w:spacing w:after="0" w:before="0" w:line="240"/>
+              <w:spacing w:after="0" w:before="0" w:line="360"/>
               <w:jc w:val="left"/>
             </w:pPr>
             <w:r>
@@ -16870,7 +16846,7 @@
           </w:tcPr>
           <w:p>
             <w:pPr>
-              <w:spacing w:after="0" w:before="0" w:line="240"/>
+              <w:spacing w:after="0" w:before="0" w:line="360"/>
               <w:jc w:val="left"/>
             </w:pPr>
             <w:r>
@@ -16896,7 +16872,7 @@
           </w:tcPr>
           <w:p>
             <w:pPr>
-              <w:spacing w:after="0" w:before="0" w:line="240"/>
+              <w:spacing w:after="0" w:before="0" w:line="360"/>
               <w:jc w:val="left"/>
             </w:pPr>
             <w:r>
@@ -16922,7 +16898,7 @@
           </w:tcPr>
           <w:p>
             <w:pPr>
-              <w:spacing w:after="0" w:before="0" w:line="240"/>
+              <w:spacing w:after="0" w:before="0" w:line="360"/>
               <w:jc w:val="left"/>
             </w:pPr>
             <w:r>
@@ -16953,7 +16929,7 @@
           </w:tcPr>
           <w:p>
             <w:pPr>
-              <w:spacing w:after="0" w:before="0" w:line="240"/>
+              <w:spacing w:after="0" w:before="0" w:line="360"/>
               <w:jc w:val="left"/>
             </w:pPr>
             <w:r>
@@ -16979,7 +16955,7 @@
           </w:tcPr>
           <w:p>
             <w:pPr>
-              <w:spacing w:after="0" w:before="0" w:line="240"/>
+              <w:spacing w:after="0" w:before="0" w:line="360"/>
               <w:jc w:val="left"/>
             </w:pPr>
             <w:r>
@@ -17005,7 +16981,7 @@
           </w:tcPr>
           <w:p>
             <w:pPr>
-              <w:spacing w:after="0" w:before="0" w:line="240"/>
+              <w:spacing w:after="0" w:before="0" w:line="360"/>
               <w:jc w:val="left"/>
             </w:pPr>
             <w:r>
@@ -17031,7 +17007,7 @@
           </w:tcPr>
           <w:p>
             <w:pPr>
-              <w:spacing w:after="0" w:before="0" w:line="240"/>
+              <w:spacing w:after="0" w:before="0" w:line="360"/>
               <w:jc w:val="left"/>
             </w:pPr>
             <w:r>
@@ -17111,7 +17087,7 @@
     </w:p>
     <w:p>
       <w:pPr>
-        <w:spacing w:after="200" w:before="60" w:line="276"/>
+        <w:spacing w:after="200" w:before="60" w:line="360"/>
         <w:jc w:val="center"/>
       </w:pPr>
       <w:r>
